--- a/deliverables/上海AI博物馆_会议纪要与可执行方案.docx
+++ b/deliverables/上海AI博物馆_会议纪要与可执行方案.docx
@@ -53,7 +53,7 @@
           <w:color w:val="0B3D5C"/>
           <w:sz w:val="44"/>
         </w:rPr>
-        <w:t>上海AI博物馆（全产业链常态化展示与孵化平台）</w:t>
+        <w:t>上海AI博物馆（产业展示与孵化运营平台）</w:t>
       </w:r>
     </w:p>
     <w:p>
@@ -98,7 +98,7 @@
           <w:color w:val="5C6B70"/>
           <w:sz w:val="22"/>
         </w:rPr>
-        <w:t>版本：V1.0　　日期：2026-08-10</w:t>
+        <w:t>版本：V1.1　　日期：2026-08-10</w:t>
       </w:r>
     </w:p>
     <w:p>
@@ -305,7 +305,7 @@
           <w:b w:val="0"/>
           <w:sz w:val="22"/>
         </w:rPr>
-        <w:t xml:space="preserve">　　六、展陈与资源</w:t>
+        <w:t xml:space="preserve">　　六、内容结构与资源</w:t>
       </w:r>
     </w:p>
     <w:p>
@@ -377,7 +377,7 @@
           <w:b w:val="0"/>
           <w:sz w:val="21"/>
         </w:rPr>
-        <w:t>两场沟通围绕「在上海筹建AI博物馆」展开：场次一明确全产业链展陈、教育部认证与研学切入、华润等赞助商与海外变现思路；场次二由陈院长提出完整方案，就项目定位、场地、资金、盈利、科协牵头与分工达成共识，约定会后整理可展示方案并分别对接场地与资方。</w:t>
+        <w:t>两场沟通围绕「在上海筹建AI相关产业展馆」展开：场次一讨论教育研学切入、赞助合作与内容运营方向；场次二由陈胜提出整体框架，与胡继刚、陈红苗就项目定位、场地、资金、盈利与分工交换意见，约定会后整理可对外材料，并分头对接场地与资方。</w:t>
       </w:r>
     </w:p>
     <w:p>
@@ -704,7 +704,7 @@
           <w:color w:val="1A2B2E"/>
           <w:sz w:val="21"/>
         </w:rPr>
-        <w:t>投资方如何出资／入场（场地免费期、设备装修金、赞助层级、股权孵化）</w:t>
+        <w:t>投资方如何出资／入场（租金与装修共担、赞助层级、引导基金与跟投）</w:t>
       </w:r>
     </w:p>
     <w:p>
@@ -719,7 +719,7 @@
           <w:color w:val="1A2B2E"/>
           <w:sz w:val="21"/>
         </w:rPr>
-        <w:t>项目如何持续盈利（租金运营、孵化投资、模板输出、研学、海外内容变现）</w:t>
+        <w:t>项目如何持续盈利（空间经营、研学服务、孵化收益、可复制运营输出）</w:t>
       </w:r>
     </w:p>
     <w:p>
@@ -734,7 +734,7 @@
           <w:color w:val="1A2B2E"/>
           <w:sz w:val="21"/>
         </w:rPr>
-        <w:t>政策性支持如何落地（教育部研学强制要求、科协牵头、政府场地与扶持基金）</w:t>
+        <w:t>政策性支持如何落地（教育研学、科普专项、科创扶持、闲置物业盘活）</w:t>
       </w:r>
     </w:p>
     <w:p>
@@ -775,7 +775,7 @@
           <w:b w:val="0"/>
           <w:sz w:val="21"/>
         </w:rPr>
-        <w:t>对标美国计算机历史博物馆；打造世界人工智能大会闭幕后的365天常态化AI展示平台；抢占「AI博物馆」名称IP；覆盖芯片算力—技术应用—具身/移动AI全产业链。</w:t>
+        <w:t>参考成熟科技类博物馆的常设展运营方式，定位为人工智能产业相关的常设展示与配套服务空间；内容覆盖算力基础设施、模型与行业应用等可核验的产业环节，并与城市重大展会形成会后延伸，而非一过性临展。</w:t>
       </w:r>
     </w:p>
     <w:p>
@@ -802,7 +802,7 @@
           <w:b w:val="0"/>
           <w:sz w:val="21"/>
         </w:rPr>
-        <w:t>教育部要求中学阶段开展AI培训与研学（约需培训1万名AI老师），研学带有强制性；AI教育产品需强制认证，可先在上海完成国产AI统一认证；切入时机为AI应用元年。</w:t>
+        <w:t>中小学人工智能相关教育、教师研修与研学活动存在明确需求，可争取纳入区级研学/科普基地目录；教育类产品与场地服务需符合主管部门规范。市场机会存在，但「强制刚需」不宜作为商务承诺写入对外材料，应以备案与采购合同落地为准。</w:t>
       </w:r>
     </w:p>
     <w:p>
@@ -829,7 +829,7 @@
           <w:b w:val="0"/>
           <w:sz w:val="21"/>
         </w:rPr>
-        <w:t>总面积约6000–10000㎡（亦提及5000–10000㎡）；1–2层约2000㎡作展馆，其余作孵化办公与研学；要求场地方提供10–20年免费用地，并配套约5000万装修与设备资金。</w:t>
+        <w:t>一期建议控制在可运营规模：展示区约1500–3000㎡，或先落创智汇约3300㎡顶楼作试点；若后续扩展至更大体量，需单独做投资测算。租金、装修与设备以「共担+分期」谈判，不把长期免租或场地方大额无偿出资作为前提。</w:t>
       </w:r>
     </w:p>
     <w:p>
@@ -856,7 +856,7 @@
           <w:b w:val="0"/>
           <w:sz w:val="21"/>
         </w:rPr>
-        <w:t>①五角场创智汇2号楼顶楼约3300㎡（杨浦科创集团产权、中建四局二房东）；②复兴岛（中环边，距陆家嘴约25分钟车程）。上海闲置场地较多，获取难度相对可控。</w:t>
+        <w:t>①五角场创智汇2号楼顶楼约3300㎡（杨浦科创集团产权、中建四局二房东），地段利于研学；②复兴岛相关物业（中环边），改造可塑性强，需先踏勘与改造估算。两处并行比选。</w:t>
       </w:r>
     </w:p>
     <w:p>
@@ -883,7 +883,7 @@
           <w:b w:val="0"/>
           <w:sz w:val="21"/>
         </w:rPr>
-        <w:t>多主体分担、项目方原则上不自掏建设资金；政府补贴、头部AI企业捐赠、产业集团兜底、科协专项；潜在主体含华润（发起人同学资源）、科协牵头、曾达等AI布局方。</w:t>
+        <w:t>资金宜多主体组合：场地方/业主租金优惠或装修补贴、主赞助与企业展位合作、政府科创/科普/文旅专项、产业引导基金及运营方自有启动资金。潜在沟通对象含华润等有科创合作意愿的央国企、区属平台与头部科技企业；具体以对方立项流程为准。</w:t>
       </w:r>
     </w:p>
     <w:p>
@@ -910,7 +910,7 @@
           <w:b w:val="0"/>
           <w:sz w:val="21"/>
         </w:rPr>
-        <w:t>展馆本身偏捐赠/补贴；收益来自剩余楼层租金与运营服务、入驻项目孵化持股、样板向地方政府模板输出、研学接待、国内应用内容海外账号变现与跨境直播。</w:t>
+        <w:t>展陈本身难靠门票覆盖成本；可持续收入优先来自：配套空间租金与活动运营、研学/培训服务、企业展位与赞助、入驻项目服务费及有限跟投、对外运营咨询。跨境外内容变现仅作远期选项，不计入一期必达收入。</w:t>
       </w:r>
     </w:p>
     <w:p>
@@ -924,7 +924,7 @@
           <w:color w:val="0F7A6E"/>
           <w:sz w:val="21"/>
         </w:rPr>
-        <w:t>展陈与资源</w:t>
+        <w:t>内容与资源</w:t>
       </w:r>
     </w:p>
     <w:p>
@@ -937,7 +937,7 @@
           <w:b w:val="0"/>
           <w:sz w:val="21"/>
         </w:rPr>
-        <w:t>美方侧重基础理论（已筛前20项核心展品），中方侧重产业应用；可对接谷歌/微软/Meta等，并联动李飞飞等海外人物直播；国内头部大模型企业多数在沪，对接便利。</w:t>
+        <w:t>展陈以可签约的企业展品、可说明的技术演进与行业应用案例为主；海外机构与企业合作按授权与合规推进，不预设「实时连线/名人直播」类不可控事项。国内头部科技与模型相关企业多数在沪，便于集中拜访谈展位合作。</w:t>
       </w:r>
     </w:p>
     <w:p>
@@ -964,7 +964,7 @@
           <w:b w:val="0"/>
           <w:sz w:val="21"/>
         </w:rPr>
-        <w:t>陈院长返美整合硅谷资源并补充材料；胡老师整理可展示文字版；国内团队对接政府/央国企场地资金；邀请曾达；先定大框架与预算，再做动线施工图。</w:t>
+        <w:t>陈胜负责海外侧资源线索与方案补充；胡继刚统筹国内文字方案与路演材料；陈红苗配合梳理并分头对接场地与资方；先完成预算框架与合作条款清单，再进入设计深化。</w:t>
       </w:r>
     </w:p>
     <w:p>
@@ -1081,7 +1081,7 @@
                 <w:color w:val="1A2B2E"/>
                 <w:sz w:val="18"/>
               </w:rPr>
-              <w:t>陈院长</w:t>
+              <w:t>陈胜</w:t>
             </w:r>
           </w:p>
         </w:tc>
@@ -1098,7 +1098,7 @@
                 <w:color w:val="1A2B2E"/>
                 <w:sz w:val="18"/>
               </w:rPr>
-              <w:t>向项目群发送AI博物馆极简文字材料</w:t>
+              <w:t>向项目群发送项目极简文字材料</w:t>
             </w:r>
           </w:p>
         </w:tc>
@@ -1132,7 +1132,7 @@
                 <w:color w:val="1A2B2E"/>
                 <w:sz w:val="18"/>
               </w:rPr>
-              <w:t>返美前</w:t>
+              <w:t>近期</w:t>
             </w:r>
           </w:p>
         </w:tc>
@@ -1152,7 +1152,7 @@
                 <w:color w:val="1A2B2E"/>
                 <w:sz w:val="18"/>
               </w:rPr>
-              <w:t>陈院长</w:t>
+              <w:t>陈胜</w:t>
             </w:r>
           </w:p>
         </w:tc>
@@ -1170,7 +1170,7 @@
                 <w:color w:val="1A2B2E"/>
                 <w:sz w:val="18"/>
               </w:rPr>
-              <w:t>返美后整合硅谷资源，对接海外展陈与内容</w:t>
+              <w:t>补充海外侧可对接资源清单（授权可行性优先）</w:t>
             </w:r>
           </w:p>
         </w:tc>
@@ -1225,7 +1225,7 @@
                 <w:color w:val="1A2B2E"/>
                 <w:sz w:val="18"/>
               </w:rPr>
-              <w:t>陈院长</w:t>
+              <w:t>陈胜</w:t>
             </w:r>
           </w:p>
         </w:tc>
@@ -1242,7 +1242,7 @@
                 <w:color w:val="1A2B2E"/>
                 <w:sz w:val="18"/>
               </w:rPr>
-              <w:t>会见航海博物馆馆长，咨询建馆运营经验</w:t>
+              <w:t>会见航海博物馆相关负责人，咨询建馆运营经验</w:t>
             </w:r>
           </w:p>
         </w:tc>
@@ -1296,7 +1296,7 @@
                 <w:color w:val="1A2B2E"/>
                 <w:sz w:val="18"/>
               </w:rPr>
-              <w:t>胡老师</w:t>
+              <w:t>胡继刚</w:t>
             </w:r>
           </w:p>
         </w:tc>
@@ -1314,7 +1314,7 @@
                 <w:color w:val="1A2B2E"/>
                 <w:sz w:val="18"/>
               </w:rPr>
-              <w:t>整理双场讨论，形成可展示项目版本</w:t>
+              <w:t>整理双场讨论，形成可对外项目版本（本套材料）</w:t>
             </w:r>
           </w:p>
         </w:tc>
@@ -1369,7 +1369,7 @@
                 <w:color w:val="1A2B2E"/>
                 <w:sz w:val="18"/>
               </w:rPr>
-              <w:t>说话人1/配合方</w:t>
+              <w:t>陈红苗</w:t>
             </w:r>
           </w:p>
         </w:tc>
@@ -1440,7 +1440,7 @@
                 <w:color w:val="1A2B2E"/>
                 <w:sz w:val="18"/>
               </w:rPr>
-              <w:t>参会团队</w:t>
+              <w:t>胡继刚/陈红苗</w:t>
             </w:r>
           </w:p>
         </w:tc>
@@ -1458,7 +1458,7 @@
                 <w:color w:val="1A2B2E"/>
                 <w:sz w:val="18"/>
               </w:rPr>
-              <w:t>邀请曾达共同推进</w:t>
+              <w:t>与区平台、科协等沟通合作路径与申报窗口</w:t>
             </w:r>
           </w:p>
         </w:tc>
@@ -1476,7 +1476,7 @@
                 <w:color w:val="1A2B2E"/>
                 <w:sz w:val="18"/>
               </w:rPr>
-              <w:t>中</w:t>
+              <w:t>高</w:t>
             </w:r>
           </w:p>
         </w:tc>
@@ -1494,7 +1494,7 @@
                 <w:color w:val="1A2B2E"/>
                 <w:sz w:val="18"/>
               </w:rPr>
-              <w:t>近期</w:t>
+              <w:t>两周内</w:t>
             </w:r>
           </w:p>
         </w:tc>
@@ -1513,7 +1513,7 @@
                 <w:color w:val="1A2B2E"/>
                 <w:sz w:val="18"/>
               </w:rPr>
-              <w:t>国内团队</w:t>
+              <w:t>参会团队</w:t>
             </w:r>
           </w:p>
         </w:tc>
@@ -1530,7 +1530,7 @@
                 <w:color w:val="1A2B2E"/>
                 <w:sz w:val="18"/>
               </w:rPr>
-              <w:t>与科协/地方政府确认牵头与名称IP路径</w:t>
+              <w:t>视进展邀请产业侧合作方共同推进</w:t>
             </w:r>
           </w:p>
         </w:tc>
@@ -1547,7 +1547,7 @@
                 <w:color w:val="1A2B2E"/>
                 <w:sz w:val="18"/>
               </w:rPr>
-              <w:t>高</w:t>
+              <w:t>中</w:t>
             </w:r>
           </w:p>
         </w:tc>
@@ -1564,7 +1564,7 @@
                 <w:color w:val="1A2B2E"/>
                 <w:sz w:val="18"/>
               </w:rPr>
-              <w:t>两周内</w:t>
+              <w:t>按需</w:t>
             </w:r>
           </w:p>
         </w:tc>
@@ -1641,7 +1641,7 @@
           <w:b w:val="0"/>
           <w:sz w:val="21"/>
         </w:rPr>
-        <w:t>定位：对标美国计算机历史博物馆，打造世界人工智能大会闭幕后的365天常态化AI展示与孵化平台；覆盖芯片算力、技术应用、具身/移动AI全产业链；抢占「AI博物馆」名称IP，并形成可向其他城市输出的标准模板。</w:t>
+        <w:t>定位：建设人工智能产业相关的常设展示与配套服务空间，以可签约企业展位、可核验应用案例和研学服务为主，并探索与城市重大展会的会后延伸合作。一期控制可运营面积与预算，验证后再评估扩展或对外输出。</w:t>
       </w:r>
     </w:p>
     <w:p>
@@ -1669,7 +1669,7 @@
           <w:color w:val="1A2B2E"/>
           <w:sz w:val="21"/>
         </w:rPr>
-        <w:t>现有展厅多聚焦机器人交易展示；本项目做AI全产业链博物馆+历史溯源。</w:t>
+        <w:t>相对单一品类展厅，本项目强调可签约企业展位 + 研学服务 + 配套空间经营。</w:t>
       </w:r>
     </w:p>
     <w:p>
@@ -1684,7 +1684,7 @@
           <w:color w:val="1A2B2E"/>
           <w:sz w:val="21"/>
         </w:rPr>
-        <w:t>政府或单一互联网公司难以独力整合全链资源；第三方+科协可居中调度。</w:t>
+        <w:t>相对临展，本项目按常设场馆做租约、团队与内容更新机制。</w:t>
       </w:r>
     </w:p>
     <w:p>
@@ -1699,22 +1699,7 @@
           <w:color w:val="1A2B2E"/>
           <w:sz w:val="21"/>
         </w:rPr>
-        <w:t>绑定WAIC会后365天场景，形成城市级常设IP而非一过性展览。</w:t>
-      </w:r>
-    </w:p>
-    <w:p>
-      <w:pPr>
-        <w:pStyle w:val="ListBullet"/>
-        <w:spacing w:after="60"/>
-      </w:pPr>
-      <w:r>
-        <w:rPr>
-          <w:rFonts w:ascii="微软雅黑" w:hAnsi="微软雅黑" w:eastAsia="微软雅黑"/>
-          <w:b w:val="0"/>
-          <w:color w:val="1A2B2E"/>
-          <w:sz w:val="21"/>
-        </w:rPr>
-        <w:t>中美对照与硅谷实时连线，构成内容壁垒。</w:t>
+        <w:t>相对纯物业招商，本项目用展陈与活动能力提升可租面积溢价与周转。</w:t>
       </w:r>
     </w:p>
     <w:p>
@@ -1741,7 +1726,7 @@
           <w:b w:val="0"/>
           <w:sz w:val="21"/>
         </w:rPr>
-        <w:t>核心策略：「不自有资金站上制高点」——建设与装修改造由合作方承担，项目方以IP运营、资源整合与孵化投资能力换取长期权益；投资结构分层、可组合，避免单一资方绑架。</w:t>
+        <w:t>核心策略：建设与运营资金「可组合、可核算、可退出」——以租金优惠/装修共担、赞助与展位、专项补贴和自有启动金构成一期资金盘，避免把超长期零租金或场地方大额无偿出资写成既定条件；项目公司保留运营与品牌权益，投资结构分层，防止单一资方绑架。</w:t>
       </w:r>
     </w:p>
     <w:p>
@@ -1754,7 +1739,7 @@
           <w:b w:val="0"/>
           <w:sz w:val="21"/>
         </w:rPr>
-        <w:t>实务上，把「投资」拆成可组合的七条路径：场地方出地出装修设备、主赞助出核心费用、金牌赞助出展席与捐赠、政府出补贴与扶持基金、科协出名义与专项、孵化跟投出股权资金、海外伙伴出内容授权。P0是前四条中的场地、主赞助、政府基金、科协专项——没有它们，项目无法开工。</w:t>
+        <w:t>实务上，把「投资」拆成可组合路径：物业租金与装修共担、主赞助、企业展位合作、政府专项、社团合作、运营方启动金与后期跟投、授权类内容合作。P0优先闭环：物业条款、主赞助、政府专项申报与启动金——否则不宜开工。</w:t>
       </w:r>
     </w:p>
     <w:tbl>
@@ -1876,7 +1861,7 @@
                 <w:color w:val="1A2B2E"/>
                 <w:sz w:val="18"/>
               </w:rPr>
-              <w:t>A. 场地方「地+钱」合作</w:t>
+              <w:t>A. 场地方租金与装修共担</w:t>
             </w:r>
           </w:p>
         </w:tc>
@@ -1893,7 +1878,7 @@
                 <w:color w:val="1A2B2E"/>
                 <w:sz w:val="18"/>
               </w:rPr>
-              <w:t>10–20年免费场地使用权 + 约5000万装修/设备采购资金</w:t>
+              <w:t>市场化租金为基础；争取装修期减免或开业后1–3年租金阶梯优惠；装修/基础机电可由业主部分投入，运营方或赞助方补齐，按合同回收或分成</w:t>
             </w:r>
           </w:p>
         </w:tc>
@@ -1910,7 +1895,7 @@
                 <w:color w:val="1A2B2E"/>
                 <w:sz w:val="18"/>
               </w:rPr>
-              <w:t>拥有闲置物业的央国企/区属平台（如科创集团、华润系物业）</w:t>
+              <w:t>拥有可改造物业的区属平台、央国企物业（如科创集团、华润系物业等）</w:t>
             </w:r>
           </w:p>
         </w:tc>
@@ -1927,7 +1912,7 @@
                 <w:color w:val="1A2B2E"/>
                 <w:sz w:val="18"/>
               </w:rPr>
-              <w:t>政绩亮点（高层考察）、物业盘活、剩余楼层租金分成或优先招商权、品牌冠名可选</w:t>
+              <w:t>稳定租金与物业增值、剩余可租面积招商分成、品牌联合与政务参观场景</w:t>
             </w:r>
           </w:p>
         </w:tc>
@@ -1964,7 +1949,7 @@
                 <w:color w:val="1A2B2E"/>
                 <w:sz w:val="18"/>
               </w:rPr>
-              <w:t>B. 主赞助商（场地或核心费用）</w:t>
+              <w:t>B. 主赞助 / 战略合作出资</w:t>
             </w:r>
           </w:p>
         </w:tc>
@@ -1982,7 +1967,7 @@
                 <w:color w:val="1A2B2E"/>
                 <w:sz w:val="18"/>
               </w:rPr>
-              <w:t>承担场地租金折算、展陈主投或运营启动金；可现金+实物（展品/算力）</w:t>
+              <w:t>现金赞助、展陈主投或运营启动金；可搭配实物（展品、设备）按评估入账</w:t>
             </w:r>
           </w:p>
         </w:tc>
@@ -2000,7 +1985,7 @@
                 <w:color w:val="1A2B2E"/>
                 <w:sz w:val="18"/>
               </w:rPr>
-              <w:t>华润等有科创投入考核的央国企；有向上汇报「AI故事」需求的产业集团</w:t>
+              <w:t>有科创合作与品牌曝光需求的央国企、产业集团</w:t>
             </w:r>
           </w:p>
         </w:tc>
@@ -2018,7 +2003,7 @@
                 <w:color w:val="1A2B2E"/>
                 <w:sz w:val="18"/>
               </w:rPr>
-              <w:t>主赞助商权益、AI行业历史展席位、联合发布与WAIC联动曝光</w:t>
+              <w:t>主赞助权益、联合活动、指定展区露出、年度报告与参访安排</w:t>
             </w:r>
           </w:p>
         </w:tc>
@@ -2055,7 +2040,7 @@
                 <w:color w:val="1A2B2E"/>
                 <w:sz w:val="18"/>
               </w:rPr>
-              <w:t>C. 金牌/展席赞助（头部AI企业捐赠）</w:t>
+              <w:t>C. 企业展位与内容合作</w:t>
             </w:r>
           </w:p>
         </w:tc>
@@ -2072,7 +2057,7 @@
                 <w:color w:val="1A2B2E"/>
                 <w:sz w:val="18"/>
               </w:rPr>
-              <w:t>展品捐赠+展位建设费+年度内容更新费；可选现金捐赠换历史席位</w:t>
+              <w:t>展位建设费+年度内容更新费；或展品借用/捐赠+基础布展成本分摊</w:t>
             </w:r>
           </w:p>
         </w:tc>
@@ -2089,7 +2074,7 @@
                 <w:color w:val="1A2B2E"/>
                 <w:sz w:val="18"/>
               </w:rPr>
-              <w:t>国内头部大模型与科技企业（千问/豆包/Kimi/智谱/DeepSeek/MiniMax等，多数在沪）</w:t>
+              <w:t>在沪科技与产业应用相关企业（模型、云、硬件、行业方案等）</w:t>
             </w:r>
           </w:p>
         </w:tc>
@@ -2106,7 +2091,7 @@
                 <w:color w:val="1A2B2E"/>
                 <w:sz w:val="18"/>
               </w:rPr>
-              <w:t>「AI行业历史」永久/长期展示席位、研学流量、政企参观背书</w:t>
+              <w:t>展区品牌露出、研学线路露出、政企参访触达</w:t>
             </w:r>
           </w:p>
         </w:tc>
@@ -2161,7 +2146,7 @@
                 <w:color w:val="1A2B2E"/>
                 <w:sz w:val="18"/>
               </w:rPr>
-              <w:t>场地租金补贴、文旅/科普/科创专项、产业引导基金配套、装修补助</w:t>
+              <w:t>租金/装修补助、科普与科创专项、文旅融合项目资助、引导基金配套（若符合）</w:t>
             </w:r>
           </w:p>
         </w:tc>
@@ -2179,7 +2164,7 @@
                 <w:color w:val="1A2B2E"/>
                 <w:sz w:val="18"/>
               </w:rPr>
-              <w:t>区政府、科创委、文旅局、教育局（研学）、科协系统专项</w:t>
+              <w:t>区政府相关部门、科创/经信、文旅、教育、科协系统</w:t>
             </w:r>
           </w:p>
         </w:tc>
@@ -2197,7 +2182,7 @@
                 <w:color w:val="1A2B2E"/>
                 <w:sz w:val="18"/>
               </w:rPr>
-              <w:t>公共服务供给、研学指标完成、科创政绩与WAIC延伸场景</w:t>
+              <w:t>公共服务与科普供给、研学与科创场景、重点项目库政绩</w:t>
             </w:r>
           </w:p>
         </w:tc>
@@ -2234,7 +2219,7 @@
                 <w:color w:val="1A2B2E"/>
                 <w:sz w:val="18"/>
               </w:rPr>
-              <w:t>E. 科协牵头专项</w:t>
+              <w:t>E. 科协等社团合作</w:t>
             </w:r>
           </w:p>
         </w:tc>
@@ -2251,7 +2236,7 @@
                 <w:color w:val="1A2B2E"/>
                 <w:sz w:val="18"/>
               </w:rPr>
-              <w:t>名义主管+专项经费/科普经费；协助抢占「AI博物馆」名称与资质</w:t>
+              <w:t>合作挂牌、科普活动联合、可申报的科普/学术活动经费（以实际批复为准）</w:t>
             </w:r>
           </w:p>
         </w:tc>
@@ -2268,7 +2253,7 @@
                 <w:color w:val="1A2B2E"/>
                 <w:sz w:val="18"/>
               </w:rPr>
-              <w:t>中国科协及地方科协（发起人已与科协主席初步沟通）</w:t>
+              <w:t>中国科协及地方科协（已有初步沟通基础，需走正式文件）</w:t>
             </w:r>
           </w:p>
         </w:tc>
@@ -2285,7 +2270,7 @@
                 <w:color w:val="1A2B2E"/>
                 <w:sz w:val="18"/>
               </w:rPr>
-              <w:t>行业制高点、科普职能落地、全国复制时的系统内通道</w:t>
+              <w:t>专业背书、科普职能落地、活动与传播资源</w:t>
             </w:r>
           </w:p>
         </w:tc>
@@ -2302,7 +2287,7 @@
                 <w:color w:val="1A2B2E"/>
                 <w:sz w:val="18"/>
               </w:rPr>
-              <w:t>P0</w:t>
+              <w:t>P1</w:t>
             </w:r>
           </w:p>
         </w:tc>
@@ -2322,7 +2307,7 @@
                 <w:color w:val="1A2B2E"/>
                 <w:sz w:val="18"/>
               </w:rPr>
-              <w:t>F. 孵化跟投（轻资本）</w:t>
+              <w:t>F. 运营方启动资金与跟投</w:t>
             </w:r>
           </w:p>
         </w:tc>
@@ -2340,7 +2325,7 @@
                 <w:color w:val="1A2B2E"/>
                 <w:sz w:val="18"/>
               </w:rPr>
-              <w:t>对入驻优质AI项目小额股权跟投/收益权；可用运营方管理公司主体承接</w:t>
+              <w:t>运营公司自有/股东启动金覆盖设计、团队与开业前费用；对入驻优质项目小额跟投另设池</w:t>
             </w:r>
           </w:p>
         </w:tc>
@@ -2358,7 +2343,7 @@
                 <w:color w:val="1A2B2E"/>
                 <w:sz w:val="18"/>
               </w:rPr>
-              <w:t>项目运营方联合产业资本；亦可引入区引导基金子基金</w:t>
+              <w:t>项目运营主体股东；可联合区引导基金子基金</w:t>
             </w:r>
           </w:p>
         </w:tc>
@@ -2376,7 +2361,7 @@
                 <w:color w:val="1A2B2E"/>
                 <w:sz w:val="18"/>
               </w:rPr>
-              <w:t>长期资本增值；与展馆流量、场景验证形成闭环</w:t>
+              <w:t>运营利润分配；跟投项目长期资本回报（不计入开业必达）</w:t>
             </w:r>
           </w:p>
         </w:tc>
@@ -2394,7 +2379,7 @@
                 <w:color w:val="1A2B2E"/>
                 <w:sz w:val="18"/>
               </w:rPr>
-              <w:t>P2</w:t>
+              <w:t>P0</w:t>
             </w:r>
           </w:p>
         </w:tc>
@@ -2413,7 +2398,7 @@
                 <w:color w:val="1A2B2E"/>
                 <w:sz w:val="18"/>
               </w:rPr>
-              <w:t>G. 海外内容与品牌合作</w:t>
+              <w:t>G. 授权类内容合作</w:t>
             </w:r>
           </w:p>
         </w:tc>
@@ -2430,7 +2415,7 @@
                 <w:color w:val="1A2B2E"/>
                 <w:sz w:val="18"/>
               </w:rPr>
-              <w:t>展品授权/内容共建（非现金为主）；联合直播与活动赞助</w:t>
+              <w:t>展品/影像授权费或互换资源；活动联合赞助（一事一议）</w:t>
             </w:r>
           </w:p>
         </w:tc>
@@ -2447,7 +2432,7 @@
                 <w:color w:val="1A2B2E"/>
                 <w:sz w:val="18"/>
               </w:rPr>
-              <w:t>谷歌、微软、Meta、苹果及硅谷高校实验室；海外KOL</w:t>
+              <w:t>国内外科技企业、高校实验室、行业机构</w:t>
             </w:r>
           </w:p>
         </w:tc>
@@ -2464,7 +2449,7 @@
                 <w:color w:val="1A2B2E"/>
                 <w:sz w:val="18"/>
               </w:rPr>
-              <w:t>中国市场曝光、中美双向展示叙事</w:t>
+              <w:t>市场曝光与合作叙事（以合同约定为准）</w:t>
             </w:r>
           </w:p>
         </w:tc>
@@ -2481,7 +2466,7 @@
                 <w:color w:val="1A2B2E"/>
                 <w:sz w:val="18"/>
               </w:rPr>
-              <w:t>P1</w:t>
+              <w:t>P2</w:t>
             </w:r>
           </w:p>
         </w:tc>
@@ -2498,7 +2483,7 @@
           <w:b/>
           <w:sz w:val="21"/>
         </w:rPr>
-        <w:t>赞助层级（产品化，便于企业立项）：</w:t>
+        <w:t>赞助层级（便于企业立项）：</w:t>
       </w:r>
     </w:p>
     <w:tbl>
@@ -2546,7 +2531,7 @@
                 <w:color w:val="FFFFFF"/>
                 <w:sz w:val="19"/>
               </w:rPr>
-              <w:t>出资门槛（建议）</w:t>
+              <w:t>出资门槛（建议，可议）</w:t>
             </w:r>
           </w:p>
         </w:tc>
@@ -2618,7 +2603,7 @@
                 <w:color w:val="1A2B2E"/>
                 <w:sz w:val="18"/>
               </w:rPr>
-              <w:t>场地或≥3000万级核心费用/等值</w:t>
+              <w:t>按一期预算单列，建议不低于核心开办费用的显著比例</w:t>
             </w:r>
           </w:p>
         </w:tc>
@@ -2635,7 +2620,7 @@
                 <w:color w:val="1A2B2E"/>
                 <w:sz w:val="18"/>
               </w:rPr>
-              <w:t>冠名协商权、主视觉露出、开幕式主位、年度联名活动</w:t>
+              <w:t>冠名协商、主视觉、开幕主位、年度联名活动</w:t>
             </w:r>
           </w:p>
         </w:tc>
@@ -2690,7 +2675,7 @@
                 <w:color w:val="1A2B2E"/>
                 <w:sz w:val="18"/>
               </w:rPr>
-              <w:t>500–1500万现金/展陈建设+年度更新</w:t>
+              <w:t>展区建设+年度更新，或等额现金赞助</w:t>
             </w:r>
           </w:p>
         </w:tc>
@@ -2708,7 +2693,7 @@
                 <w:color w:val="1A2B2E"/>
                 <w:sz w:val="18"/>
               </w:rPr>
-              <w:t>AI历史展席位、研学指定线路露出、高层参观接待位</w:t>
+              <w:t>主要展区露出、研学线路露出、参访接待位</w:t>
             </w:r>
           </w:p>
         </w:tc>
@@ -2726,7 +2711,7 @@
                 <w:color w:val="1A2B2E"/>
                 <w:sz w:val="18"/>
               </w:rPr>
-              <w:t>6–10</w:t>
+              <w:t>若干</w:t>
             </w:r>
           </w:p>
         </w:tc>
@@ -2745,7 +2730,7 @@
                 <w:color w:val="1A2B2E"/>
                 <w:sz w:val="18"/>
               </w:rPr>
-              <w:t>展品合作伙伴</w:t>
+              <w:t>展位合作伙伴</w:t>
             </w:r>
           </w:p>
         </w:tc>
@@ -2762,7 +2747,7 @@
                 <w:color w:val="1A2B2E"/>
                 <w:sz w:val="18"/>
               </w:rPr>
-              <w:t>展品捐赠+展位装修</w:t>
+              <w:t>展位装修+内容维护</w:t>
             </w:r>
           </w:p>
         </w:tc>
@@ -2816,7 +2801,7 @@
                 <w:color w:val="1A2B2E"/>
                 <w:sz w:val="18"/>
               </w:rPr>
-              <w:t>战略渠道伙伴</w:t>
+              <w:t>渠道合作伙伴</w:t>
             </w:r>
           </w:p>
         </w:tc>
@@ -2834,7 +2819,7 @@
                 <w:color w:val="1A2B2E"/>
                 <w:sz w:val="18"/>
               </w:rPr>
-              <w:t>流量/研学渠道/媒体</w:t>
+              <w:t>研学/媒体/流量资源</w:t>
             </w:r>
           </w:p>
         </w:tc>
@@ -2852,7 +2837,7 @@
                 <w:color w:val="1A2B2E"/>
                 <w:sz w:val="18"/>
               </w:rPr>
-              <w:t>渠道分成、联名研学产品</w:t>
+              <w:t>渠道分成、联名产品</w:t>
             </w:r>
           </w:p>
         </w:tc>
@@ -2902,7 +2887,7 @@
           <w:color w:val="1A2B2E"/>
           <w:sz w:val="21"/>
         </w:rPr>
-        <w:t>出具《场地与出资需求书》（免租10–20年 + 约5000万设备装修 + 分成公式）。</w:t>
+        <w:t>出具《物业合作需求书》（租期、租金阶梯/装修期减免、装修分摊、退出条款）。</w:t>
       </w:r>
     </w:p>
     <w:p>
@@ -2917,7 +2902,7 @@
           <w:color w:val="1A2B2E"/>
           <w:sz w:val="21"/>
         </w:rPr>
-        <w:t>华润等主赞助：一页纸权益包 + 对齐对方科创KPI的立项叙述。</w:t>
+        <w:t>主赞助：一页纸权益包 + 对齐对方科创合作KPI的立项叙述。</w:t>
       </w:r>
     </w:p>
     <w:p>
@@ -2932,7 +2917,7 @@
           <w:color w:val="1A2B2E"/>
           <w:sz w:val="21"/>
         </w:rPr>
-        <w:t>头部AI企业：捐赠协议 + 「AI行业历史席位」权益清单 + 内容更新SLA。</w:t>
+        <w:t>企业展位：建设费+年度更新合同，约定露出与撤展，不作空泛永久承诺。</w:t>
       </w:r>
     </w:p>
     <w:p>
@@ -2947,7 +2932,7 @@
           <w:color w:val="1A2B2E"/>
           <w:sz w:val="21"/>
         </w:rPr>
-        <w:t>科协：正式合作/请示文件，锁定名称与主管关系。</w:t>
+        <w:t>科协等社团：合作备忘录/正式文件，明确挂牌与可申报事项。</w:t>
       </w:r>
     </w:p>
     <w:p>
@@ -2962,7 +2947,7 @@
           <w:color w:val="1A2B2E"/>
           <w:sz w:val="21"/>
         </w:rPr>
-        <w:t>政府：纳入区重点项目库，匹配租金补贴与专项申报窗口。</w:t>
+        <w:t>政府：争取纳入区相关项目库，匹配租金支持与专项申报窗口；专项按保守到账入账。</w:t>
       </w:r>
     </w:p>
     <w:p>
@@ -2989,7 +2974,7 @@
           <w:b w:val="0"/>
           <w:sz w:val="21"/>
         </w:rPr>
-        <w:t>展馆本体以「捐赠+补贴+赞助」覆盖建设与基础运营；可核算利润主要来自空间经营、研学与认证相关服务、孵化投资、模板输出与海外内容——用IP把流量与信任变现。</w:t>
+        <w:t>一期以「空间经营 + 服务收入 + 赞助」覆盖运营；展陈成本靠赞助、专项与开办资金消化。不把门票、境外账号变现、外埠快速复制写成开业必达项；待运营数据稳定后再扩展。</w:t>
       </w:r>
     </w:p>
     <w:p>
@@ -3002,7 +2987,7 @@
           <w:b w:val="0"/>
           <w:sz w:val="21"/>
         </w:rPr>
-        <w:t>建设期尽量做到项目方零出资本金；开馆后利润不依赖门票，而依赖经营性现金流与资本性收益。六条收入线可并行，但启动顺序建议为：租金运营 → 研学接待 → 认证服务 → 孵化跟投 → 模板输出 → 海外内容。</w:t>
+        <w:t>开办期必须单列启动金与运营储备，不可假设项目公司零出资。开业后利润不依赖门票；启动顺序建议：配套空间经营 → 研学服务 → 展位与赞助 → 入驻服务；咨询输出与跟投放后期。</w:t>
       </w:r>
     </w:p>
     <w:tbl>
@@ -3105,7 +3090,7 @@
                 <w:color w:val="1A2B2E"/>
                 <w:sz w:val="18"/>
               </w:rPr>
-              <w:t>1. 剩余楼层租金与运营服务</w:t>
+              <w:t>1. 配套空间租金与运营服务</w:t>
             </w:r>
           </w:p>
         </w:tc>
@@ -3122,7 +3107,7 @@
                 <w:color w:val="1A2B2E"/>
                 <w:sz w:val="18"/>
               </w:rPr>
-              <w:t>非展陈楼层出租给AI企业办公/展示/路演；收租金+物业/活动运营费，反哺展馆运营。</w:t>
+              <w:t>非核心展区或同物业可租面积，用于企业办公、路演、临时展示；收租金与活动运营费。</w:t>
             </w:r>
           </w:p>
         </w:tc>
@@ -3156,7 +3141,7 @@
                 <w:color w:val="1A2B2E"/>
                 <w:sz w:val="18"/>
               </w:rPr>
-              <w:t>开馆12个月内出租率≥70%</w:t>
+              <w:t>开业12个月内可租面积去化达标（指标在预算中单列）</w:t>
             </w:r>
           </w:p>
         </w:tc>
@@ -3176,7 +3161,7 @@
                 <w:color w:val="1A2B2E"/>
                 <w:sz w:val="18"/>
               </w:rPr>
-              <w:t>2. 研学与培训接待</w:t>
+              <w:t>2. 研学与培训服务</w:t>
             </w:r>
           </w:p>
         </w:tc>
@@ -3194,7 +3179,7 @@
                 <w:color w:val="1A2B2E"/>
                 <w:sz w:val="18"/>
               </w:rPr>
-              <w:t>对接教育部研学强制要求与AI教师培训；分班接待学生/家长（可设6班制），B端学校与机构采购。</w:t>
+              <w:t>面向学校与机构的研学接待、教师研修配套服务；按场次/人次/包场报价。</w:t>
             </w:r>
           </w:p>
         </w:tc>
@@ -3230,7 +3215,7 @@
                 <w:color w:val="1A2B2E"/>
                 <w:sz w:val="18"/>
               </w:rPr>
-              <w:t>对标现有机器人展厅「上午三场下午三场」接待强度</w:t>
+              <w:t>完成首个完整学期的排期与回款</w:t>
             </w:r>
           </w:p>
         </w:tc>
@@ -3249,7 +3234,7 @@
                 <w:color w:val="1A2B2E"/>
                 <w:sz w:val="18"/>
               </w:rPr>
-              <w:t>3. 认证与教育产品服务</w:t>
+              <w:t>3. 企业展位与活动赞助</w:t>
             </w:r>
           </w:p>
         </w:tc>
@@ -3266,7 +3251,7 @@
                 <w:color w:val="1A2B2E"/>
                 <w:sz w:val="18"/>
               </w:rPr>
-              <w:t>借力AI教育产品强制认证，提供展示验证、场景测评、认证辅导等增值服务。</w:t>
+              <w:t>常设展位费、临展与发布活动场地服务、品牌赞助包。</w:t>
             </w:r>
           </w:p>
         </w:tc>
@@ -3283,7 +3268,7 @@
                 <w:color w:val="1A2B2E"/>
                 <w:sz w:val="18"/>
               </w:rPr>
-              <w:t>5–10%</w:t>
+              <w:t>15–25%</w:t>
             </w:r>
           </w:p>
         </w:tc>
@@ -3300,7 +3285,7 @@
                 <w:color w:val="1A2B2E"/>
                 <w:sz w:val="18"/>
               </w:rPr>
-              <w:t>首批10个合作单元落地</w:t>
+              <w:t>开业时主赞助+不少于约定数量的展位合同</w:t>
             </w:r>
           </w:p>
         </w:tc>
@@ -3320,7 +3305,7 @@
                 <w:color w:val="1A2B2E"/>
                 <w:sz w:val="18"/>
               </w:rPr>
-              <w:t>4. 孵化投资收益</w:t>
+              <w:t>4. 园区/入驻服务费</w:t>
             </w:r>
           </w:p>
         </w:tc>
@@ -3338,7 +3323,7 @@
                 <w:color w:val="1A2B2E"/>
                 <w:sz w:val="18"/>
               </w:rPr>
-              <w:t>对入驻优质项目持股或收益权，获取长期资本回报。</w:t>
+              <w:t>为入驻团队提供商务、活动、对接等服务，收取服务费；股权跟投另册管理。</w:t>
             </w:r>
           </w:p>
         </w:tc>
@@ -3356,7 +3341,7 @@
                 <w:color w:val="1A2B2E"/>
                 <w:sz w:val="18"/>
               </w:rPr>
-              <w:t>10–20%（波动大）</w:t>
+              <w:t>5–10%</w:t>
             </w:r>
           </w:p>
         </w:tc>
@@ -3374,7 +3359,7 @@
                 <w:color w:val="1A2B2E"/>
                 <w:sz w:val="18"/>
               </w:rPr>
-              <w:t>每年重点跟投3–5个项目</w:t>
+              <w:t>首批入驻签约</w:t>
             </w:r>
           </w:p>
         </w:tc>
@@ -3393,7 +3378,7 @@
                 <w:color w:val="1A2B2E"/>
                 <w:sz w:val="18"/>
               </w:rPr>
-              <w:t>5. 样板模板输出</w:t>
+              <w:t>5. 运营咨询与模式输出（后期）</w:t>
             </w:r>
           </w:p>
         </w:tc>
@@ -3410,7 +3395,7 @@
                 <w:color w:val="1A2B2E"/>
                 <w:sz w:val="18"/>
               </w:rPr>
-              <w:t>上海做成标准后，向其他地方政府输出「AI博物馆」建设与运营模板（咨询+品牌授权+落地陪跑）。</w:t>
+              <w:t>在上海验证运营后再对外提供筹建咨询与运营陪跑，不作为一期收入承诺。</w:t>
             </w:r>
           </w:p>
         </w:tc>
@@ -3427,7 +3412,7 @@
                 <w:color w:val="1A2B2E"/>
                 <w:sz w:val="18"/>
               </w:rPr>
-              <w:t>10–15%</w:t>
+              <w:t>0–10%（后期）</w:t>
             </w:r>
           </w:p>
         </w:tc>
@@ -3444,81 +3429,7 @@
                 <w:color w:val="1A2B2E"/>
                 <w:sz w:val="18"/>
               </w:rPr>
-              <w:t>首个外埠复制意向框架协议</w:t>
-            </w:r>
-          </w:p>
-        </w:tc>
-      </w:tr>
-      <w:tr>
-        <w:tc>
-          <w:tcPr>
-            <w:tcW w:type="dxa" w:w="2408"/>
-            <w:shd w:val="clear" w:color="auto" w:fill="D7EBE6"/>
-          </w:tcPr>
-          <w:p>
-            <w:r/>
-            <w:r>
-              <w:rPr>
-                <w:rFonts w:ascii="微软雅黑" w:hAnsi="微软雅黑" w:eastAsia="微软雅黑"/>
-                <w:b w:val="0"/>
-                <w:color w:val="1A2B2E"/>
-                <w:sz w:val="18"/>
-              </w:rPr>
-              <w:t>6. 海外内容变现</w:t>
-            </w:r>
-          </w:p>
-        </w:tc>
-        <w:tc>
-          <w:tcPr>
-            <w:tcW w:type="dxa" w:w="2408"/>
-            <w:shd w:val="clear" w:color="auto" w:fill="D7EBE6"/>
-          </w:tcPr>
-          <w:p>
-            <w:r/>
-            <w:r>
-              <w:rPr>
-                <w:rFonts w:ascii="微软雅黑" w:hAnsi="微软雅黑" w:eastAsia="微软雅黑"/>
-                <w:b w:val="0"/>
-                <w:color w:val="1A2B2E"/>
-                <w:sz w:val="18"/>
-              </w:rPr>
-              <w:t>国内应用层成果拍成视频反向输出海外账号；硅谷/斯坦福成果直播；汇率与付费意愿更优。</w:t>
-            </w:r>
-          </w:p>
-        </w:tc>
-        <w:tc>
-          <w:tcPr>
-            <w:tcW w:type="dxa" w:w="2408"/>
-            <w:shd w:val="clear" w:color="auto" w:fill="D7EBE6"/>
-          </w:tcPr>
-          <w:p>
-            <w:r/>
-            <w:r>
-              <w:rPr>
-                <w:rFonts w:ascii="微软雅黑" w:hAnsi="微软雅黑" w:eastAsia="微软雅黑"/>
-                <w:b w:val="0"/>
-                <w:color w:val="1A2B2E"/>
-                <w:sz w:val="18"/>
-              </w:rPr>
-              <w:t>5–10%</w:t>
-            </w:r>
-          </w:p>
-        </w:tc>
-        <w:tc>
-          <w:tcPr>
-            <w:tcW w:type="dxa" w:w="2408"/>
-            <w:shd w:val="clear" w:color="auto" w:fill="D7EBE6"/>
-          </w:tcPr>
-          <w:p>
-            <w:r/>
-            <w:r>
-              <w:rPr>
-                <w:rFonts w:ascii="微软雅黑" w:hAnsi="微软雅黑" w:eastAsia="微软雅黑"/>
-                <w:b w:val="0"/>
-                <w:color w:val="1A2B2E"/>
-                <w:sz w:val="18"/>
-              </w:rPr>
-              <w:t>稳定周更+单场直播商业化</w:t>
+              <w:t>首单外部咨询合同（可选）</w:t>
             </w:r>
           </w:p>
         </w:tc>
@@ -3535,7 +3446,7 @@
           <w:b/>
           <w:sz w:val="21"/>
         </w:rPr>
-        <w:t>空间与经济假设（讨论稿，待预算细化）：</w:t>
+        <w:t>空间与经济假设（讨论稿，待测算锁定）：</w:t>
       </w:r>
     </w:p>
     <w:tbl>
@@ -3600,7 +3511,7 @@
                 <w:color w:val="FFFFFF"/>
                 <w:sz w:val="19"/>
               </w:rPr>
-              <w:t>参考区间（讨论稿）</w:t>
+              <w:t>参考区间（讨论稿，待测算锁定）</w:t>
             </w:r>
           </w:p>
         </w:tc>
@@ -3619,7 +3530,7 @@
                 <w:color w:val="1A2B2E"/>
                 <w:sz w:val="18"/>
               </w:rPr>
-              <w:t>场地方投入</w:t>
+              <w:t>物业合作</w:t>
             </w:r>
           </w:p>
         </w:tc>
@@ -3636,7 +3547,7 @@
                 <w:color w:val="1A2B2E"/>
                 <w:sz w:val="18"/>
               </w:rPr>
-              <w:t>免租期折算+装修设备</w:t>
+              <w:t>租期与租金条件</w:t>
             </w:r>
           </w:p>
         </w:tc>
@@ -3653,7 +3564,7 @@
                 <w:color w:val="1A2B2E"/>
                 <w:sz w:val="18"/>
               </w:rPr>
-              <w:t>免租10–20年 + 约5000万设备装修</w:t>
+              <w:t>市场租金可谈；争取装修期减免或1–3年阶梯优惠</w:t>
             </w:r>
           </w:p>
         </w:tc>
@@ -3673,7 +3584,7 @@
                 <w:color w:val="1A2B2E"/>
                 <w:sz w:val="18"/>
               </w:rPr>
-              <w:t>展馆面积</w:t>
+              <w:t>装修与设备</w:t>
             </w:r>
           </w:p>
         </w:tc>
@@ -3691,7 +3602,7 @@
                 <w:color w:val="1A2B2E"/>
                 <w:sz w:val="18"/>
               </w:rPr>
-              <w:t>1–2层展示</w:t>
+              <w:t>开办资本性支出</w:t>
             </w:r>
           </w:p>
         </w:tc>
@@ -3709,7 +3620,7 @@
                 <w:color w:val="1A2B2E"/>
                 <w:sz w:val="18"/>
               </w:rPr>
-              <w:t>约2000㎡</w:t>
+              <w:t>按方案级估算后报资方，业主/赞助/自有资金共担</w:t>
             </w:r>
           </w:p>
         </w:tc>
@@ -3728,7 +3639,7 @@
                 <w:color w:val="1A2B2E"/>
                 <w:sz w:val="18"/>
               </w:rPr>
-              <w:t>经营面积</w:t>
+              <w:t>展示面积（一期）</w:t>
             </w:r>
           </w:p>
         </w:tc>
@@ -3745,7 +3656,7 @@
                 <w:color w:val="1A2B2E"/>
                 <w:sz w:val="18"/>
               </w:rPr>
-              <w:t>孵化办公等</w:t>
+              <w:t>可运营展示区</w:t>
             </w:r>
           </w:p>
         </w:tc>
@@ -3762,7 +3673,7 @@
                 <w:color w:val="1A2B2E"/>
                 <w:sz w:val="18"/>
               </w:rPr>
-              <w:t>总建约6000–10000㎡中的非展部分</w:t>
+              <w:t>约1500–3300㎡（创智汇顶楼可作一期）</w:t>
             </w:r>
           </w:p>
         </w:tc>
@@ -3782,7 +3693,7 @@
                 <w:color w:val="1A2B2E"/>
                 <w:sz w:val="18"/>
               </w:rPr>
-              <w:t>对标接待</w:t>
+              <w:t>配套经营面积</w:t>
             </w:r>
           </w:p>
         </w:tc>
@@ -3800,7 +3711,7 @@
                 <w:color w:val="1A2B2E"/>
                 <w:sz w:val="18"/>
               </w:rPr>
-              <w:t>曹河泾/张江机器人展厅</w:t>
+              <w:t>可租/可活动面积</w:t>
             </w:r>
           </w:p>
         </w:tc>
@@ -3818,7 +3729,7 @@
                 <w:color w:val="1A2B2E"/>
                 <w:sz w:val="18"/>
               </w:rPr>
-              <w:t>日均上午3场+下午3场研学</w:t>
+              <w:t>视最终选址物业条件确定</w:t>
             </w:r>
           </w:p>
         </w:tc>
@@ -3837,7 +3748,7 @@
                 <w:color w:val="1A2B2E"/>
                 <w:sz w:val="18"/>
               </w:rPr>
-              <w:t>运营周期</w:t>
+              <w:t>运营周期假设</w:t>
             </w:r>
           </w:p>
         </w:tc>
@@ -3854,7 +3765,7 @@
                 <w:color w:val="1A2B2E"/>
                 <w:sz w:val="18"/>
               </w:rPr>
-              <w:t>长期价值</w:t>
+              <w:t>商务计划口径</w:t>
             </w:r>
           </w:p>
         </w:tc>
@@ -3871,7 +3782,7 @@
                 <w:color w:val="1A2B2E"/>
                 <w:sz w:val="18"/>
               </w:rPr>
-              <w:t>至少5–10年</w:t>
+              <w:t>首期租约建议对标5年左右，含中期评估与续约条款</w:t>
             </w:r>
           </w:p>
         </w:tc>
@@ -3891,7 +3802,7 @@
                 <w:color w:val="1A2B2E"/>
                 <w:sz w:val="18"/>
               </w:rPr>
-              <w:t>项目方建设出资</w:t>
+              <w:t>项目公司资金</w:t>
             </w:r>
           </w:p>
         </w:tc>
@@ -3909,7 +3820,7 @@
                 <w:color w:val="1A2B2E"/>
                 <w:sz w:val="18"/>
               </w:rPr>
-              <w:t>原则</w:t>
+              <w:t>开办与运营</w:t>
             </w:r>
           </w:p>
         </w:tc>
@@ -3927,7 +3838,7 @@
                 <w:color w:val="1A2B2E"/>
                 <w:sz w:val="18"/>
               </w:rPr>
-              <w:t>建设期尽量为0；运营公司轻资产</w:t>
+              <w:t>须单列启动金与12–18个月运营储备，不可假设为零</w:t>
             </w:r>
           </w:p>
         </w:tc>
@@ -3958,7 +3869,7 @@
           <w:b w:val="0"/>
           <w:sz w:val="21"/>
         </w:rPr>
-        <w:t>政策不是「背景介绍」，而是可转化的客流、场地与资金。优先级最高的三件事：①把教育部研学/教师培训要求变成进馆采购；②用科协牵头拿下名称与合法性；③用地方政府盘活闲置物业政策谈下免租和配套资金，再叠加各类专项基金。</w:t>
+        <w:t>政策需转化成合同与批复，而不是口号。优先级：①研学/科普基地与课程采购；②物业租金优惠或装修支持（写入租约）；③科创/科普/文旅专项按窗口申报，预算只计保守到账比例。</w:t>
       </w:r>
     </w:p>
     <w:tbl>
@@ -4061,7 +3972,7 @@
                 <w:color w:val="1A2B2E"/>
                 <w:sz w:val="18"/>
               </w:rPr>
-              <w:t>教育部中学AI培训与研学要求</w:t>
+              <w:t>中小学人工智能相关教育与研学</w:t>
             </w:r>
           </w:p>
         </w:tc>
@@ -4078,7 +3989,7 @@
                 <w:color w:val="1A2B2E"/>
                 <w:sz w:val="18"/>
               </w:rPr>
-              <w:t>中学开展AI培训；约1万名AI教师培训需求；学生研学带强制性</w:t>
+              <w:t>地方推进相关教育与研学活动，存在基地与课程合作空间</w:t>
             </w:r>
           </w:p>
         </w:tc>
@@ -4095,7 +4006,7 @@
                 <w:color w:val="1A2B2E"/>
                 <w:sz w:val="18"/>
               </w:rPr>
-              <w:t>刚性客流与B端采购</w:t>
+              <w:t>B端团客与课程服务收入</w:t>
             </w:r>
           </w:p>
         </w:tc>
@@ -4112,7 +4023,7 @@
                 <w:color w:val="1A2B2E"/>
                 <w:sz w:val="18"/>
               </w:rPr>
-              <w:t>纳入区研学基地目录→课程与师资包备案→学校采购合同</w:t>
+              <w:t>申报区研学/科普基地→课程备案→学校/机构采购合同</w:t>
             </w:r>
           </w:p>
         </w:tc>
@@ -4132,7 +4043,7 @@
                 <w:color w:val="1A2B2E"/>
                 <w:sz w:val="18"/>
               </w:rPr>
-              <w:t>AI教育产品强制认证</w:t>
+              <w:t>教育与科普场馆规范</w:t>
             </w:r>
           </w:p>
         </w:tc>
@@ -4150,7 +4061,7 @@
                 <w:color w:val="1A2B2E"/>
                 <w:sz w:val="18"/>
               </w:rPr>
-              <w:t>相关产品须认证；可先做上海国产AI统一认证场景</w:t>
+              <w:t>场地服务与教育活动需符合主管部门要求</w:t>
             </w:r>
           </w:p>
         </w:tc>
@@ -4168,7 +4079,7 @@
                 <w:color w:val="1A2B2E"/>
                 <w:sz w:val="18"/>
               </w:rPr>
-              <w:t>展馆成为认证展示与验证场</w:t>
+              <w:t>合规展陈与可售服务前提</w:t>
             </w:r>
           </w:p>
         </w:tc>
@@ -4186,7 +4097,7 @@
                 <w:color w:val="1A2B2E"/>
                 <w:sz w:val="18"/>
               </w:rPr>
-              <w:t>对接认证主体→设立认证展示专区→服务产品报价</w:t>
+              <w:t>梳理准入清单→必要时对接认证/备案主体→服务产品合规化</w:t>
             </w:r>
           </w:p>
         </w:tc>
@@ -4205,7 +4116,7 @@
                 <w:color w:val="1A2B2E"/>
                 <w:sz w:val="18"/>
               </w:rPr>
-              <w:t>中国科协牵头主管</w:t>
+              <w:t>科协等社团合作挂牌</w:t>
             </w:r>
           </w:p>
         </w:tc>
@@ -4222,7 +4133,7 @@
                 <w:color w:val="1A2B2E"/>
                 <w:sz w:val="18"/>
               </w:rPr>
-              <w:t>名正言顺抢占IP；已与科协主席初步沟通</w:t>
+              <w:t>已有初步沟通，需正式文件明确合作方式</w:t>
             </w:r>
           </w:p>
         </w:tc>
@@ -4239,7 +4150,7 @@
                 <w:color w:val="1A2B2E"/>
                 <w:sz w:val="18"/>
               </w:rPr>
-              <w:t>名称、资质、全国复制通道</w:t>
+              <w:t>专业背书与科普活动资源</w:t>
             </w:r>
           </w:p>
         </w:tc>
@@ -4256,7 +4167,7 @@
                 <w:color w:val="1A2B2E"/>
                 <w:sz w:val="18"/>
               </w:rPr>
-              <w:t>正式请示/合作备忘录→名称核准路径→科普专项申报</w:t>
+              <w:t>合作备忘录→挂牌与活动计划→按年度申报可获经费</w:t>
             </w:r>
           </w:p>
         </w:tc>
@@ -4276,7 +4187,7 @@
                 <w:color w:val="1A2B2E"/>
                 <w:sz w:val="18"/>
               </w:rPr>
-              <w:t>地方政府科创政绩与闲置物业盘活</w:t>
+              <w:t>闲置物业盘活与租金支持</w:t>
             </w:r>
           </w:p>
         </w:tc>
@@ -4294,7 +4205,7 @@
                 <w:color w:val="1A2B2E"/>
                 <w:sz w:val="18"/>
               </w:rPr>
-              <w:t>高层考察、WAIC延伸、闲置楼宇去化</w:t>
+              <w:t>区属/国企物业去化，可能有租金优惠或装修支持政策</w:t>
             </w:r>
           </w:p>
         </w:tc>
@@ -4312,7 +4223,7 @@
                 <w:color w:val="1A2B2E"/>
                 <w:sz w:val="18"/>
               </w:rPr>
-              <w:t>免租场地+装修配套资金谈判筹码</w:t>
+              <w:t>降低开办期租金与改造压力（以批复为准）</w:t>
             </w:r>
           </w:p>
         </w:tc>
@@ -4330,7 +4241,7 @@
                 <w:color w:val="1A2B2E"/>
                 <w:sz w:val="18"/>
               </w:rPr>
-              <w:t>区领导汇报→重点项目入库→土地/物业会议纪要</w:t>
+              <w:t>区领导/平台汇报→政策适用性确认→写入租约附件</w:t>
             </w:r>
           </w:p>
         </w:tc>
@@ -4349,7 +4260,7 @@
                 <w:color w:val="1A2B2E"/>
                 <w:sz w:val="18"/>
               </w:rPr>
-              <w:t>区级/市级科创与文旅扶持资金</w:t>
+              <w:t>区级/市级科创与文旅专项</w:t>
             </w:r>
           </w:p>
         </w:tc>
@@ -4366,7 +4277,7 @@
                 <w:color w:val="1A2B2E"/>
                 <w:sz w:val="18"/>
               </w:rPr>
-              <w:t>产业扶持、科普场馆、文旅融合、中小企业创新等可组合申报</w:t>
+              <w:t>产业扶持、科普场馆、文旅融合等项目制资助</w:t>
             </w:r>
           </w:p>
         </w:tc>
@@ -4383,7 +4294,7 @@
                 <w:color w:val="1A2B2E"/>
                 <w:sz w:val="18"/>
               </w:rPr>
-              <w:t>降低运营与内容成本</w:t>
+              <w:t>补贴部分内容与活动成本</w:t>
             </w:r>
           </w:p>
         </w:tc>
@@ -4400,7 +4311,7 @@
                 <w:color w:val="1A2B2E"/>
                 <w:sz w:val="18"/>
               </w:rPr>
-              <w:t>列政策匹配表→按窗口期申报→审计合规台账</w:t>
+              <w:t>政策匹配表→窗口期申报→验收审计台账</w:t>
             </w:r>
           </w:p>
         </w:tc>
@@ -4420,7 +4331,7 @@
                 <w:color w:val="1A2B2E"/>
                 <w:sz w:val="18"/>
               </w:rPr>
-              <w:t>世界人工智能大会（WAIC）资源延伸</w:t>
+              <w:t>重大展会会后延伸</w:t>
             </w:r>
           </w:p>
         </w:tc>
@@ -4438,7 +4349,7 @@
                 <w:color w:val="1A2B2E"/>
                 <w:sz w:val="18"/>
               </w:rPr>
-              <w:t>会后365天常态化展示，承接展会溢出</w:t>
+              <w:t>城市级人工智能相关展会结束后，常设空间可承接部分展示与活动</w:t>
             </w:r>
           </w:p>
         </w:tc>
@@ -4456,7 +4367,7 @@
                 <w:color w:val="1A2B2E"/>
                 <w:sz w:val="18"/>
               </w:rPr>
-              <w:t>内容新鲜度与城市品牌绑定</w:t>
+              <w:t>内容更新与城市品牌联动</w:t>
             </w:r>
           </w:p>
         </w:tc>
@@ -4474,7 +4385,7 @@
                 <w:color w:val="1A2B2E"/>
                 <w:sz w:val="18"/>
               </w:rPr>
-              <w:t>对接大会组委会/承办方→会后巡展协议→常设展更新机制</w:t>
+              <w:t>对接承办/组委会→会后合作备忘→常设更新机制</w:t>
             </w:r>
           </w:p>
         </w:tc>
@@ -4493,7 +4404,7 @@
                 <w:color w:val="1A2B2E"/>
                 <w:sz w:val="18"/>
               </w:rPr>
-              <w:t>产业引导基金/央国企科创考核</w:t>
+              <w:t>产业引导基金与央国企合作</w:t>
             </w:r>
           </w:p>
         </w:tc>
@@ -4510,7 +4421,7 @@
                 <w:color w:val="1A2B2E"/>
                 <w:sz w:val="18"/>
               </w:rPr>
-              <w:t>华润等央国企有科创投入与汇报需求</w:t>
+              <w:t>符合条件的可谈引导基金或战略合作出资</w:t>
             </w:r>
           </w:p>
         </w:tc>
@@ -4527,7 +4438,7 @@
                 <w:color w:val="1A2B2E"/>
                 <w:sz w:val="18"/>
               </w:rPr>
-              <w:t>主赞助与跟投资金</w:t>
+              <w:t>补充开办或跟投资金</w:t>
             </w:r>
           </w:p>
         </w:tc>
@@ -4544,7 +4455,7 @@
                 <w:color w:val="1A2B2E"/>
                 <w:sz w:val="18"/>
               </w:rPr>
-              <w:t>对齐对方考核指标写立项→董事会/办公会材料→出资协议</w:t>
+              <w:t>对齐对方考核与风控→立项材料→协议</w:t>
             </w:r>
           </w:p>
         </w:tc>
@@ -4664,7 +4575,7 @@
                 <w:color w:val="1A2B2E"/>
                 <w:sz w:val="18"/>
               </w:rPr>
-              <w:t>场地免租/租金补贴</w:t>
+              <w:t>租金优惠/装修支持</w:t>
             </w:r>
           </w:p>
         </w:tc>
@@ -4681,7 +4592,7 @@
                 <w:color w:val="1A2B2E"/>
                 <w:sz w:val="18"/>
               </w:rPr>
-              <w:t>区属平台、国企闲置物业政策</w:t>
+              <w:t>区属平台、国企物业政策</w:t>
             </w:r>
           </w:p>
         </w:tc>
@@ -4698,7 +4609,7 @@
                 <w:color w:val="1A2B2E"/>
                 <w:sz w:val="18"/>
               </w:rPr>
-              <w:t>建设期最大头成本</w:t>
+              <w:t>开办期租金与基础改造</w:t>
             </w:r>
           </w:p>
         </w:tc>
@@ -4715,7 +4626,7 @@
                 <w:color w:val="1A2B2E"/>
                 <w:sz w:val="18"/>
               </w:rPr>
-              <w:t>框架协议优先</w:t>
+              <w:t>写入租约优先</w:t>
             </w:r>
           </w:p>
         </w:tc>
@@ -4735,7 +4646,7 @@
                 <w:color w:val="1A2B2E"/>
                 <w:sz w:val="18"/>
               </w:rPr>
-              <w:t>装修与设备配套</w:t>
+              <w:t>科普/科协相关经费</w:t>
             </w:r>
           </w:p>
         </w:tc>
@@ -4753,7 +4664,7 @@
                 <w:color w:val="1A2B2E"/>
                 <w:sz w:val="18"/>
               </w:rPr>
-              <w:t>场地方出资约5000万谈判项</w:t>
+              <w:t>科协及科普专项</w:t>
             </w:r>
           </w:p>
         </w:tc>
@@ -4771,7 +4682,7 @@
                 <w:color w:val="1A2B2E"/>
                 <w:sz w:val="18"/>
               </w:rPr>
-              <w:t>展陈与基建</w:t>
+              <w:t>科普活动、部分内容制作</w:t>
             </w:r>
           </w:p>
         </w:tc>
@@ -4789,7 +4700,7 @@
                 <w:color w:val="1A2B2E"/>
                 <w:sz w:val="18"/>
               </w:rPr>
-              <w:t>与场地捆绑签约</w:t>
+              <w:t>年度申报</w:t>
             </w:r>
           </w:p>
         </w:tc>
@@ -4808,7 +4719,7 @@
                 <w:color w:val="1A2B2E"/>
                 <w:sz w:val="18"/>
               </w:rPr>
-              <w:t>科普/科协专项</w:t>
+              <w:t>研学/教育相关支持</w:t>
             </w:r>
           </w:p>
         </w:tc>
@@ -4825,7 +4736,7 @@
                 <w:color w:val="1A2B2E"/>
                 <w:sz w:val="18"/>
               </w:rPr>
-              <w:t>科协系统</w:t>
+              <w:t>教育与相关主管部门</w:t>
             </w:r>
           </w:p>
         </w:tc>
@@ -4842,7 +4753,7 @@
                 <w:color w:val="1A2B2E"/>
                 <w:sz w:val="18"/>
               </w:rPr>
-              <w:t>展陈内容、科普活动</w:t>
+              <w:t>课程、师资、接待条件改善</w:t>
             </w:r>
           </w:p>
         </w:tc>
@@ -4859,7 +4770,7 @@
                 <w:color w:val="1A2B2E"/>
                 <w:sz w:val="18"/>
               </w:rPr>
-              <w:t>年度申报</w:t>
+              <w:t>学期前</w:t>
             </w:r>
           </w:p>
         </w:tc>
@@ -4879,7 +4790,7 @@
                 <w:color w:val="1A2B2E"/>
                 <w:sz w:val="18"/>
               </w:rPr>
-              <w:t>研学/教育专项</w:t>
+              <w:t>科创产业扶持</w:t>
             </w:r>
           </w:p>
         </w:tc>
@@ -4897,7 +4808,7 @@
                 <w:color w:val="1A2B2E"/>
                 <w:sz w:val="18"/>
               </w:rPr>
-              <w:t>教育主管部门</w:t>
+              <w:t>区科创/经信</w:t>
             </w:r>
           </w:p>
         </w:tc>
@@ -4915,7 +4826,7 @@
                 <w:color w:val="1A2B2E"/>
                 <w:sz w:val="18"/>
               </w:rPr>
-              <w:t>课程、师资、接待设施</w:t>
+              <w:t>孵化空间、活动、设备（视目录）</w:t>
             </w:r>
           </w:p>
         </w:tc>
@@ -4933,7 +4844,7 @@
                 <w:color w:val="1A2B2E"/>
                 <w:sz w:val="18"/>
               </w:rPr>
-              <w:t>学期前</w:t>
+              <w:t>批次申报</w:t>
             </w:r>
           </w:p>
         </w:tc>
@@ -4952,7 +4863,7 @@
                 <w:color w:val="1A2B2E"/>
                 <w:sz w:val="18"/>
               </w:rPr>
-              <w:t>科创产业扶持</w:t>
+              <w:t>文旅融合项目</w:t>
             </w:r>
           </w:p>
         </w:tc>
@@ -4969,7 +4880,7 @@
                 <w:color w:val="1A2B2E"/>
                 <w:sz w:val="18"/>
               </w:rPr>
-              <w:t>区科创委/经信</w:t>
+              <w:t>文旅部门</w:t>
             </w:r>
           </w:p>
         </w:tc>
@@ -4986,7 +4897,7 @@
                 <w:color w:val="1A2B2E"/>
                 <w:sz w:val="18"/>
               </w:rPr>
-              <w:t>孵化空间、算力、活动</w:t>
+              <w:t>观众服务、品牌活动</w:t>
             </w:r>
           </w:p>
         </w:tc>
@@ -5003,7 +4914,7 @@
                 <w:color w:val="1A2B2E"/>
                 <w:sz w:val="18"/>
               </w:rPr>
-              <w:t>批次申报</w:t>
+              <w:t>项目制</w:t>
             </w:r>
           </w:p>
         </w:tc>
@@ -5023,7 +4934,7 @@
                 <w:color w:val="1A2B2E"/>
                 <w:sz w:val="18"/>
               </w:rPr>
-              <w:t>文旅融合/文创</w:t>
+              <w:t>产业引导基金</w:t>
             </w:r>
           </w:p>
         </w:tc>
@@ -5041,7 +4952,7 @@
                 <w:color w:val="1A2B2E"/>
                 <w:sz w:val="18"/>
               </w:rPr>
-              <w:t>文旅部门</w:t>
+              <w:t>区级/央企基金</w:t>
             </w:r>
           </w:p>
         </w:tc>
@@ -5059,7 +4970,7 @@
                 <w:color w:val="1A2B2E"/>
                 <w:sz w:val="18"/>
               </w:rPr>
-              <w:t>观众服务、品牌活动</w:t>
+              <w:t>符合投向的跟投或主体融资</w:t>
             </w:r>
           </w:p>
         </w:tc>
@@ -5077,77 +4988,7 @@
                 <w:color w:val="1A2B2E"/>
                 <w:sz w:val="18"/>
               </w:rPr>
-              <w:t>项目制</w:t>
-            </w:r>
-          </w:p>
-        </w:tc>
-      </w:tr>
-      <w:tr>
-        <w:tc>
-          <w:tcPr>
-            <w:tcW w:type="dxa" w:w="2408"/>
-          </w:tcPr>
-          <w:p>
-            <w:r/>
-            <w:r>
-              <w:rPr>
-                <w:rFonts w:ascii="微软雅黑" w:hAnsi="微软雅黑" w:eastAsia="微软雅黑"/>
-                <w:b w:val="0"/>
-                <w:color w:val="1A2B2E"/>
-                <w:sz w:val="18"/>
-              </w:rPr>
-              <w:t>产业引导基金</w:t>
-            </w:r>
-          </w:p>
-        </w:tc>
-        <w:tc>
-          <w:tcPr>
-            <w:tcW w:type="dxa" w:w="2408"/>
-          </w:tcPr>
-          <w:p>
-            <w:r/>
-            <w:r>
-              <w:rPr>
-                <w:rFonts w:ascii="微软雅黑" w:hAnsi="微软雅黑" w:eastAsia="微软雅黑"/>
-                <w:b w:val="0"/>
-                <w:color w:val="1A2B2E"/>
-                <w:sz w:val="18"/>
-              </w:rPr>
-              <w:t>区级基金/央企基金</w:t>
-            </w:r>
-          </w:p>
-        </w:tc>
-        <w:tc>
-          <w:tcPr>
-            <w:tcW w:type="dxa" w:w="2408"/>
-          </w:tcPr>
-          <w:p>
-            <w:r/>
-            <w:r>
-              <w:rPr>
-                <w:rFonts w:ascii="微软雅黑" w:hAnsi="微软雅黑" w:eastAsia="微软雅黑"/>
-                <w:b w:val="0"/>
-                <w:color w:val="1A2B2E"/>
-                <w:sz w:val="18"/>
-              </w:rPr>
-              <w:t>入驻项目跟投</w:t>
-            </w:r>
-          </w:p>
-        </w:tc>
-        <w:tc>
-          <w:tcPr>
-            <w:tcW w:type="dxa" w:w="2408"/>
-          </w:tcPr>
-          <w:p>
-            <w:r/>
-            <w:r>
-              <w:rPr>
-                <w:rFonts w:ascii="微软雅黑" w:hAnsi="微软雅黑" w:eastAsia="微软雅黑"/>
-                <w:b w:val="0"/>
-                <w:color w:val="1A2B2E"/>
-                <w:sz w:val="18"/>
-              </w:rPr>
-              <w:t>设立后持续</w:t>
+              <w:t>立项后</w:t>
             </w:r>
           </w:p>
         </w:tc>
@@ -5165,7 +5006,7 @@
           <w:color w:val="0F7A6E"/>
           <w:sz w:val="21"/>
         </w:rPr>
-        <w:t>执行口诀：先签场地框架（免租+配套资金）→ 同步科协名义 → 再按窗口填报专项；现金资助是加法，场地与设备封闭才是开工充要条件。</w:t>
+        <w:t>执行口诀：先谈清租约与装修分摊 → 锁定启动金与主赞助 → 再按窗口申报专项；未批复资金不计入必达开办条件。</w:t>
       </w:r>
     </w:p>
     <w:p>
@@ -5192,7 +5033,7 @@
           <w:b w:val="0"/>
           <w:sz w:val="21"/>
         </w:rPr>
-        <w:t>理想总面积约6000–10000㎡：1–2层约2000㎡作博物馆展陈，其余用于AI企业孵化办公与研学。对场地方的硬条件是：10–20年免费使用权，并出资约5000万用于装修与设备。</w:t>
+        <w:t>一期建议控制在可运营规模（如创智汇约3300㎡顶楼试点，或1500–3000㎡展示区）。租金、装修与设备采用共担与分期，不以超长期零租金或场地方大额无偿出资作为前提。</w:t>
       </w:r>
     </w:p>
     <w:tbl>
@@ -5367,7 +5208,7 @@
                 <w:color w:val="1A2B2E"/>
                 <w:sz w:val="18"/>
               </w:rPr>
-              <w:t>约3300㎡（小于理想总量，可作一期）</w:t>
+              <w:t>约3300㎡，适合作为一期试点</w:t>
             </w:r>
           </w:p>
         </w:tc>
@@ -5401,7 +5242,7 @@
                 <w:color w:val="1A2B2E"/>
                 <w:sz w:val="18"/>
               </w:rPr>
-              <w:t>地段好、研学便利；面积偏紧</w:t>
+              <w:t>地段好、研学便利；需谈清租期、租金优惠与装修分摊</w:t>
             </w:r>
           </w:p>
         </w:tc>
@@ -5418,7 +5259,7 @@
                 <w:color w:val="1A2B2E"/>
                 <w:sz w:val="18"/>
               </w:rPr>
-              <w:t>正式需求书+免租与5000万条款路演</w:t>
+              <w:t>投资测算+需求书路演，比选租约条款</w:t>
             </w:r>
           </w:p>
         </w:tc>
@@ -5438,7 +5279,7 @@
                 <w:color w:val="1A2B2E"/>
                 <w:sz w:val="18"/>
               </w:rPr>
-              <w:t>复兴岛场地</w:t>
+              <w:t>复兴岛相关物业</w:t>
             </w:r>
           </w:p>
         </w:tc>
@@ -5474,7 +5315,7 @@
                 <w:color w:val="1A2B2E"/>
                 <w:sz w:val="18"/>
               </w:rPr>
-              <w:t>具备改造条件；距陆家嘴约25分钟</w:t>
+              <w:t>具备改造条件；距陆家嘴车程约25分钟</w:t>
             </w:r>
           </w:p>
         </w:tc>
@@ -5510,7 +5351,7 @@
                 <w:color w:val="1A2B2E"/>
                 <w:sz w:val="18"/>
               </w:rPr>
-              <w:t>空间可塑性强；交通相对弱于五角场校区带</w:t>
+              <w:t>空间可塑性强；通学研学动线弱于五角场校区带</w:t>
             </w:r>
           </w:p>
         </w:tc>
@@ -5546,7 +5387,7 @@
           <w:color w:val="0B3D5C"/>
           <w:sz w:val="26"/>
         </w:rPr>
-        <w:t>六、展陈与资源</w:t>
+        <w:t>六、内容结构与资源</w:t>
       </w:r>
     </w:p>
     <w:tbl>
@@ -5576,7 +5417,7 @@
                 <w:color w:val="FFFFFF"/>
                 <w:sz w:val="19"/>
               </w:rPr>
-              <w:t>层级</w:t>
+              <w:t>板块</w:t>
             </w:r>
           </w:p>
         </w:tc>
@@ -5612,7 +5453,7 @@
                 <w:color w:val="FFFFFF"/>
                 <w:sz w:val="19"/>
               </w:rPr>
-              <w:t>展品来源</w:t>
+              <w:t>主要来源</w:t>
             </w:r>
           </w:p>
         </w:tc>
@@ -5630,7 +5471,7 @@
                 <w:color w:val="FFFFFF"/>
                 <w:sz w:val="19"/>
               </w:rPr>
-              <w:t>叙事</w:t>
+              <w:t>说明</w:t>
             </w:r>
           </w:p>
         </w:tc>
@@ -5649,7 +5490,7 @@
                 <w:color w:val="1A2B2E"/>
                 <w:sz w:val="18"/>
               </w:rPr>
-              <w:t>芯片/算力/材料层</w:t>
+              <w:t>基础设施</w:t>
             </w:r>
           </w:p>
         </w:tc>
@@ -5666,7 +5507,7 @@
                 <w:color w:val="1A2B2E"/>
                 <w:sz w:val="18"/>
               </w:rPr>
-              <w:t>芯片、服务器、算力基础设施（含低成本小型AI服务器趋势）</w:t>
+              <w:t>算力、芯片与基础系统演进（可展实物/图示）</w:t>
             </w:r>
           </w:p>
         </w:tc>
@@ -5683,7 +5524,7 @@
                 <w:color w:val="1A2B2E"/>
                 <w:sz w:val="18"/>
               </w:rPr>
-              <w:t>国内外硬件与云厂商</w:t>
+              <w:t>硬件与云相关企业</w:t>
             </w:r>
           </w:p>
         </w:tc>
@@ -5700,7 +5541,7 @@
                 <w:color w:val="1A2B2E"/>
                 <w:sz w:val="18"/>
               </w:rPr>
-              <w:t>AI基础设施史</w:t>
+              <w:t>强调可说明、可授权</w:t>
             </w:r>
           </w:p>
         </w:tc>
@@ -5720,7 +5561,7 @@
                 <w:color w:val="1A2B2E"/>
                 <w:sz w:val="18"/>
               </w:rPr>
-              <w:t>技术应用层</w:t>
+              <w:t>模型与工具</w:t>
             </w:r>
           </w:p>
         </w:tc>
@@ -5738,7 +5579,7 @@
                 <w:color w:val="1A2B2E"/>
                 <w:sz w:val="18"/>
               </w:rPr>
-              <w:t>大模型、代码辅助、企业应用</w:t>
+              <w:t>通用模型与开发工具的产业应用</w:t>
             </w:r>
           </w:p>
         </w:tc>
@@ -5756,7 +5597,7 @@
                 <w:color w:val="1A2B2E"/>
                 <w:sz w:val="18"/>
               </w:rPr>
-              <w:t>国内头部大模型企业为主</w:t>
+              <w:t>在沪科技企业为主</w:t>
             </w:r>
           </w:p>
         </w:tc>
@@ -5774,7 +5615,7 @@
                 <w:color w:val="1A2B2E"/>
                 <w:sz w:val="18"/>
               </w:rPr>
-              <w:t>中国应用优势</w:t>
+              <w:t>以签约展位落地</w:t>
             </w:r>
           </w:p>
         </w:tc>
@@ -5793,7 +5634,7 @@
                 <w:color w:val="1A2B2E"/>
                 <w:sz w:val="18"/>
               </w:rPr>
-              <w:t>具身/移动/行业层</w:t>
+              <w:t>行业应用</w:t>
             </w:r>
           </w:p>
         </w:tc>
@@ -5810,7 +5651,7 @@
                 <w:color w:val="1A2B2E"/>
                 <w:sz w:val="18"/>
               </w:rPr>
-              <w:t>机器人、无人机、教育、航海、行业场景</w:t>
+              <w:t>教育、制造、交通等已落地案例</w:t>
             </w:r>
           </w:p>
         </w:tc>
@@ -5827,7 +5668,7 @@
                 <w:color w:val="1A2B2E"/>
                 <w:sz w:val="18"/>
               </w:rPr>
-              <w:t>具身智能与行业解决方案商</w:t>
+              <w:t>行业解决方案商</w:t>
             </w:r>
           </w:p>
         </w:tc>
@@ -5844,81 +5685,7 @@
                 <w:color w:val="1A2B2E"/>
                 <w:sz w:val="18"/>
               </w:rPr>
-              <w:t>产业落地</w:t>
-            </w:r>
-          </w:p>
-        </w:tc>
-      </w:tr>
-      <w:tr>
-        <w:tc>
-          <w:tcPr>
-            <w:tcW w:type="dxa" w:w="2408"/>
-            <w:shd w:val="clear" w:color="auto" w:fill="D7EBE6"/>
-          </w:tcPr>
-          <w:p>
-            <w:r/>
-            <w:r>
-              <w:rPr>
-                <w:rFonts w:ascii="微软雅黑" w:hAnsi="微软雅黑" w:eastAsia="微软雅黑"/>
-                <w:b w:val="0"/>
-                <w:color w:val="1A2B2E"/>
-                <w:sz w:val="18"/>
-              </w:rPr>
-              <w:t>中美对照叙事</w:t>
-            </w:r>
-          </w:p>
-        </w:tc>
-        <w:tc>
-          <w:tcPr>
-            <w:tcW w:type="dxa" w:w="2408"/>
-            <w:shd w:val="clear" w:color="auto" w:fill="D7EBE6"/>
-          </w:tcPr>
-          <w:p>
-            <w:r/>
-            <w:r>
-              <w:rPr>
-                <w:rFonts w:ascii="微软雅黑" w:hAnsi="微软雅黑" w:eastAsia="微软雅黑"/>
-                <w:b w:val="0"/>
-                <w:color w:val="1A2B2E"/>
-                <w:sz w:val="18"/>
-              </w:rPr>
-              <w:t>美方理论前沿 vs 中方产业应用</w:t>
-            </w:r>
-          </w:p>
-        </w:tc>
-        <w:tc>
-          <w:tcPr>
-            <w:tcW w:type="dxa" w:w="2408"/>
-            <w:shd w:val="clear" w:color="auto" w:fill="D7EBE6"/>
-          </w:tcPr>
-          <w:p>
-            <w:r/>
-            <w:r>
-              <w:rPr>
-                <w:rFonts w:ascii="微软雅黑" w:hAnsi="微软雅黑" w:eastAsia="微软雅黑"/>
-                <w:b w:val="0"/>
-                <w:color w:val="1A2B2E"/>
-                <w:sz w:val="18"/>
-              </w:rPr>
-              <w:t>硅谷企业/高校 + 国内头部</w:t>
-            </w:r>
-          </w:p>
-        </w:tc>
-        <w:tc>
-          <w:tcPr>
-            <w:tcW w:type="dxa" w:w="2408"/>
-            <w:shd w:val="clear" w:color="auto" w:fill="D7EBE6"/>
-          </w:tcPr>
-          <w:p>
-            <w:r/>
-            <w:r>
-              <w:rPr>
-                <w:rFonts w:ascii="微软雅黑" w:hAnsi="微软雅黑" w:eastAsia="微软雅黑"/>
-                <w:b w:val="0"/>
-                <w:color w:val="1A2B2E"/>
-                <w:sz w:val="18"/>
-              </w:rPr>
-              <w:t>实时连线与内容更新</w:t>
+              <w:t>避免概念演示充数</w:t>
             </w:r>
           </w:p>
         </w:tc>
@@ -5937,7 +5704,7 @@
           <w:color w:val="1A2B2E"/>
           <w:sz w:val="21"/>
         </w:rPr>
-        <w:t>美国侧已筛选约前20项核心展品，侧重基础理论；中国侧优先头部有收入企业，侧重应用。</w:t>
+        <w:t>内容以可签约展位与可授权案例为主，不堆砌概念演示，不预设不可控传播事项。</w:t>
       </w:r>
     </w:p>
     <w:p>
@@ -5952,7 +5719,7 @@
           <w:color w:val="1A2B2E"/>
           <w:sz w:val="21"/>
         </w:rPr>
-        <w:t>海外可对接谷歌等企业，并探索与李飞飞等人物的直播连线；需单独评估中美内容合规与接受度。</w:t>
+        <w:t>陈胜补充海外授权线索；国内头部企业多数在沪，适合集中拜访谈展位。</w:t>
       </w:r>
     </w:p>
     <w:p>
@@ -5967,7 +5734,7 @@
           <w:color w:val="1A2B2E"/>
           <w:sz w:val="21"/>
         </w:rPr>
-        <w:t>国内头部大模型企业多数在沪，适合集中拜访、批量谈展席捐赠。</w:t>
+        <w:t>涉外与品牌使用先法务预审，再制作物料。</w:t>
       </w:r>
     </w:p>
     <w:p>
@@ -6065,7 +5832,7 @@
                 <w:color w:val="1A2B2E"/>
                 <w:sz w:val="18"/>
               </w:rPr>
-              <w:t>顶层主管</w:t>
+              <w:t>方案发起/海外线索</w:t>
             </w:r>
           </w:p>
         </w:tc>
@@ -6082,7 +5849,7 @@
                 <w:color w:val="1A2B2E"/>
                 <w:sz w:val="18"/>
               </w:rPr>
-              <w:t>中国科协（目标）</w:t>
+              <w:t>陈胜</w:t>
             </w:r>
           </w:p>
         </w:tc>
@@ -6099,7 +5866,7 @@
                 <w:color w:val="1A2B2E"/>
                 <w:sz w:val="18"/>
               </w:rPr>
-              <w:t>名称IP、行业合法性、专项与全国复制</w:t>
+              <w:t>海外授权线索、方案补充、博物馆运营经验访谈</w:t>
             </w:r>
           </w:p>
         </w:tc>
@@ -6119,7 +5886,7 @@
                 <w:color w:val="1A2B2E"/>
                 <w:sz w:val="18"/>
               </w:rPr>
-              <w:t>发起/海外资源</w:t>
+              <w:t>国内统筹</w:t>
             </w:r>
           </w:p>
         </w:tc>
@@ -6137,7 +5904,7 @@
                 <w:color w:val="1A2B2E"/>
                 <w:sz w:val="18"/>
               </w:rPr>
-              <w:t>陈院长及美西团队</w:t>
+              <w:t>胡继刚</w:t>
             </w:r>
           </w:p>
         </w:tc>
@@ -6155,7 +5922,7 @@
                 <w:color w:val="1A2B2E"/>
                 <w:sz w:val="18"/>
               </w:rPr>
-              <w:t>硅谷对接、海外展陈与内容、补充方案</w:t>
+              <w:t>方案文本、政府与场地资方路演材料、整体日程</w:t>
             </w:r>
           </w:p>
         </w:tc>
@@ -6174,7 +5941,7 @@
                 <w:color w:val="1A2B2E"/>
                 <w:sz w:val="18"/>
               </w:rPr>
-              <w:t>国内统筹</w:t>
+              <w:t>场地与资方对接</w:t>
             </w:r>
           </w:p>
         </w:tc>
@@ -6191,7 +5958,7 @@
                 <w:color w:val="1A2B2E"/>
                 <w:sz w:val="18"/>
               </w:rPr>
-              <w:t>胡老师+国内团队</w:t>
+              <w:t>陈红苗</w:t>
             </w:r>
           </w:p>
         </w:tc>
@@ -6208,7 +5975,7 @@
                 <w:color w:val="1A2B2E"/>
                 <w:sz w:val="18"/>
               </w:rPr>
-              <w:t>方案文本、政府与场地资方路演、日程</w:t>
+              <w:t>场地谈判配合、资方沟通、教育与渠道对接</w:t>
             </w:r>
           </w:p>
         </w:tc>
@@ -6228,7 +5995,7 @@
                 <w:color w:val="1A2B2E"/>
                 <w:sz w:val="18"/>
               </w:rPr>
-              <w:t>场地与建设</w:t>
+              <w:t>物业与工程</w:t>
             </w:r>
           </w:p>
         </w:tc>
@@ -6264,7 +6031,7 @@
                 <w:color w:val="1A2B2E"/>
                 <w:sz w:val="18"/>
               </w:rPr>
-              <w:t>免租物业、装修设备出资、工程</w:t>
+              <w:t>租约、改造工程、交付标准</w:t>
             </w:r>
           </w:p>
         </w:tc>
@@ -6283,7 +6050,7 @@
                 <w:color w:val="1A2B2E"/>
                 <w:sz w:val="18"/>
               </w:rPr>
-              <w:t>主赞助/资本</w:t>
+              <w:t>主赞助/战略资本</w:t>
             </w:r>
           </w:p>
         </w:tc>
@@ -6300,7 +6067,7 @@
                 <w:color w:val="1A2B2E"/>
                 <w:sz w:val="18"/>
               </w:rPr>
-              <w:t>华润等意向央国企</w:t>
+              <w:t>意向央国企等</w:t>
             </w:r>
           </w:p>
         </w:tc>
@@ -6317,7 +6084,7 @@
                 <w:color w:val="1A2B2E"/>
                 <w:sz w:val="18"/>
               </w:rPr>
-              <w:t>核心费用或场地、科创叙事</w:t>
+              <w:t>赞助或战略合作出资</w:t>
             </w:r>
           </w:p>
         </w:tc>
@@ -6337,7 +6104,7 @@
                 <w:color w:val="1A2B2E"/>
                 <w:sz w:val="18"/>
               </w:rPr>
-              <w:t>生态合作</w:t>
+              <w:t>运营公司</w:t>
             </w:r>
           </w:p>
         </w:tc>
@@ -6355,7 +6122,7 @@
                 <w:color w:val="1A2B2E"/>
                 <w:sz w:val="18"/>
               </w:rPr>
-              <w:t>曾达等AI布局方、头部企业</w:t>
+              <w:t>待设运营主体</w:t>
             </w:r>
           </w:p>
         </w:tc>
@@ -6373,60 +6140,7 @@
                 <w:color w:val="1A2B2E"/>
                 <w:sz w:val="18"/>
               </w:rPr>
-              <w:t>展陈、流量、产业协同</w:t>
-            </w:r>
-          </w:p>
-        </w:tc>
-      </w:tr>
-      <w:tr>
-        <w:tc>
-          <w:tcPr>
-            <w:tcW w:type="dxa" w:w="3211"/>
-          </w:tcPr>
-          <w:p>
-            <w:r/>
-            <w:r>
-              <w:rPr>
-                <w:rFonts w:ascii="微软雅黑" w:hAnsi="微软雅黑" w:eastAsia="微软雅黑"/>
-                <w:b w:val="0"/>
-                <w:color w:val="1A2B2E"/>
-                <w:sz w:val="18"/>
-              </w:rPr>
-              <w:t>运营公司</w:t>
-            </w:r>
-          </w:p>
-        </w:tc>
-        <w:tc>
-          <w:tcPr>
-            <w:tcW w:type="dxa" w:w="3211"/>
-          </w:tcPr>
-          <w:p>
-            <w:r/>
-            <w:r>
-              <w:rPr>
-                <w:rFonts w:ascii="微软雅黑" w:hAnsi="微软雅黑" w:eastAsia="微软雅黑"/>
-                <w:b w:val="0"/>
-                <w:color w:val="1A2B2E"/>
-                <w:sz w:val="18"/>
-              </w:rPr>
-              <w:t>待设轻资产主体</w:t>
-            </w:r>
-          </w:p>
-        </w:tc>
-        <w:tc>
-          <w:tcPr>
-            <w:tcW w:type="dxa" w:w="3211"/>
-          </w:tcPr>
-          <w:p>
-            <w:r/>
-            <w:r>
-              <w:rPr>
-                <w:rFonts w:ascii="微软雅黑" w:hAnsi="微软雅黑" w:eastAsia="微软雅黑"/>
-                <w:b w:val="0"/>
-                <w:color w:val="1A2B2E"/>
-                <w:sz w:val="18"/>
-              </w:rPr>
-              <w:t>日常运营、招商、研学、孵化投资执行</w:t>
+              <w:t>日常运营、招商、研学、财务管理</w:t>
             </w:r>
           </w:p>
         </w:tc>
@@ -6546,7 +6260,7 @@
                 <w:color w:val="1A2B2E"/>
                 <w:sz w:val="18"/>
               </w:rPr>
-              <w:t>0. 材料与共识</w:t>
+              <w:t>0. 材料与测算</w:t>
             </w:r>
           </w:p>
         </w:tc>
@@ -6580,7 +6294,7 @@
                 <w:color w:val="1A2B2E"/>
                 <w:sz w:val="18"/>
               </w:rPr>
-              <w:t>极简BP、投资/盈利/政策一页纸、预算框架</w:t>
+              <w:t>极简BP、投资/盈利/政策一页纸、一期预算框架</w:t>
             </w:r>
           </w:p>
         </w:tc>
@@ -6597,7 +6311,7 @@
                 <w:color w:val="1A2B2E"/>
                 <w:sz w:val="18"/>
               </w:rPr>
-              <w:t>群内定稿可外发</w:t>
+              <w:t>可外发且数字自洽</w:t>
             </w:r>
           </w:p>
         </w:tc>
@@ -6653,7 +6367,7 @@
                 <w:color w:val="1A2B2E"/>
                 <w:sz w:val="18"/>
               </w:rPr>
-              <w:t>两处场地+华润/区政府/科协路演纪要</w:t>
+              <w:t>两处场地+潜在赞助/区平台路演纪要</w:t>
             </w:r>
           </w:p>
         </w:tc>
@@ -6671,7 +6385,7 @@
                 <w:color w:val="1A2B2E"/>
                 <w:sz w:val="18"/>
               </w:rPr>
-              <w:t>至少1个场地框架意向</w:t>
+              <w:t>至少1份可谈判租约/合作要点</w:t>
             </w:r>
           </w:p>
         </w:tc>
@@ -6690,7 +6404,7 @@
                 <w:color w:val="1A2B2E"/>
                 <w:sz w:val="18"/>
               </w:rPr>
-              <w:t>2. 签约绑定</w:t>
+              <w:t>2. 条款绑定</w:t>
             </w:r>
           </w:p>
         </w:tc>
@@ -6724,7 +6438,7 @@
                 <w:color w:val="1A2B2E"/>
                 <w:sz w:val="18"/>
               </w:rPr>
-              <w:t>场地免租+出资协议、科协合作文件、主赞助意向</w:t>
+              <w:t>租约与装修分摊、主赞助意向、关键专项申报启动</w:t>
             </w:r>
           </w:p>
         </w:tc>
@@ -6741,7 +6455,7 @@
                 <w:color w:val="1A2B2E"/>
                 <w:sz w:val="18"/>
               </w:rPr>
-              <w:t>建设资金与场地封闭</w:t>
+              <w:t>开办资金来源可覆盖预算</w:t>
             </w:r>
           </w:p>
         </w:tc>
@@ -6761,7 +6475,7 @@
                 <w:color w:val="1A2B2E"/>
                 <w:sz w:val="18"/>
               </w:rPr>
-              <w:t>3. 展陈与装修</w:t>
+              <w:t>3. 设计与装修</w:t>
             </w:r>
           </w:p>
         </w:tc>
@@ -6779,7 +6493,7 @@
                 <w:color w:val="1A2B2E"/>
                 <w:sz w:val="18"/>
               </w:rPr>
-              <w:t>3–9月</w:t>
+              <w:t>租约后3–9月</w:t>
             </w:r>
           </w:p>
         </w:tc>
@@ -6797,7 +6511,7 @@
                 <w:color w:val="1A2B2E"/>
                 <w:sz w:val="18"/>
               </w:rPr>
-              <w:t>动线施工图、展品清单签约、开馆内容包</w:t>
+              <w:t>施工图、展位清单签约、开业内容包</w:t>
             </w:r>
           </w:p>
         </w:tc>
@@ -6815,7 +6529,7 @@
                 <w:color w:val="1A2B2E"/>
                 <w:sz w:val="18"/>
               </w:rPr>
-              <w:t>试运行接待</w:t>
+              <w:t>通过试运行接待</w:t>
             </w:r>
           </w:p>
         </w:tc>
@@ -6834,7 +6548,7 @@
                 <w:color w:val="1A2B2E"/>
                 <w:sz w:val="18"/>
               </w:rPr>
-              <w:t>4. 开馆运营</w:t>
+              <w:t>4. 开业运营</w:t>
             </w:r>
           </w:p>
         </w:tc>
@@ -6851,7 +6565,7 @@
                 <w:color w:val="1A2B2E"/>
                 <w:sz w:val="18"/>
               </w:rPr>
-              <w:t>开馆后0–12月</w:t>
+              <w:t>开业后0–12月</w:t>
             </w:r>
           </w:p>
         </w:tc>
@@ -6868,7 +6582,7 @@
                 <w:color w:val="1A2B2E"/>
                 <w:sz w:val="18"/>
               </w:rPr>
-              <w:t>研学排期、招商出租率、内容周更</w:t>
+              <w:t>研学排期、可租面积去化、赞助履约</w:t>
             </w:r>
           </w:p>
         </w:tc>
@@ -6885,7 +6599,7 @@
                 <w:color w:val="1A2B2E"/>
                 <w:sz w:val="18"/>
               </w:rPr>
-              <w:t>达对标接待与出租率</w:t>
+              <w:t>达到预算约定的经营指标</w:t>
             </w:r>
           </w:p>
         </w:tc>
@@ -6905,7 +6619,7 @@
                 <w:color w:val="1A2B2E"/>
                 <w:sz w:val="18"/>
               </w:rPr>
-              <w:t>5. 复制准备</w:t>
+              <w:t>5. 优化扩展</w:t>
             </w:r>
           </w:p>
         </w:tc>
@@ -6923,7 +6637,7 @@
                 <w:color w:val="1A2B2E"/>
                 <w:sz w:val="18"/>
               </w:rPr>
-              <w:t>开馆后12月+</w:t>
+              <w:t>开业后12月+</w:t>
             </w:r>
           </w:p>
         </w:tc>
@@ -6941,7 +6655,7 @@
                 <w:color w:val="1A2B2E"/>
                 <w:sz w:val="18"/>
               </w:rPr>
-              <w:t>SOP与模板包、外埠意向</w:t>
+              <w:t>SOP沉淀；评估是否外拓咨询</w:t>
             </w:r>
           </w:p>
         </w:tc>
@@ -6959,7 +6673,7 @@
                 <w:color w:val="1A2B2E"/>
                 <w:sz w:val="18"/>
               </w:rPr>
-              <w:t>首个输出合同</w:t>
+              <w:t>数据驱动决策</w:t>
             </w:r>
           </w:p>
         </w:tc>
@@ -6976,7 +6690,7 @@
           <w:b w:val="0"/>
           <w:sz w:val="21"/>
         </w:rPr>
-        <w:t>方法论约束：先完成大框架与清晰预算，再进入动线与施工图；避免在资金未封闭时陷入详细设计空转。</w:t>
+        <w:t>方法论约束：先完成预算框架与合作条款清单，再进入设计深化；开办资金未闭环前，不启动大额装修合同。</w:t>
       </w:r>
     </w:p>
     <w:p>
@@ -7093,7 +6807,7 @@
                 <w:color w:val="1A2B2E"/>
                 <w:sz w:val="18"/>
               </w:rPr>
-              <w:t>场地免租+出资谈判失败</w:t>
+              <w:t>租金与装修谈判达不成</w:t>
             </w:r>
           </w:p>
         </w:tc>
@@ -7127,7 +6841,7 @@
                 <w:color w:val="1A2B2E"/>
                 <w:sz w:val="18"/>
               </w:rPr>
-              <w:t>核心难点在谈判</w:t>
+              <w:t>优惠幅度不足则开办成本过高</w:t>
             </w:r>
           </w:p>
         </w:tc>
@@ -7144,7 +6858,7 @@
                 <w:color w:val="1A2B2E"/>
                 <w:sz w:val="18"/>
               </w:rPr>
-              <w:t>多场地并行；权益包量化政绩与租金分成</w:t>
+              <w:t>双场地并行；准备保底租金方案与缩期一期</w:t>
             </w:r>
           </w:p>
         </w:tc>
@@ -7164,7 +6878,7 @@
                 <w:color w:val="1A2B2E"/>
                 <w:sz w:val="18"/>
               </w:rPr>
-              <w:t>单一政府/企业无法独扛</w:t>
+              <w:t>开办资金闭环失败</w:t>
             </w:r>
           </w:p>
         </w:tc>
@@ -7182,7 +6896,7 @@
                 <w:color w:val="1A2B2E"/>
                 <w:sz w:val="18"/>
               </w:rPr>
-              <w:t>中</w:t>
+              <w:t>高</w:t>
             </w:r>
           </w:p>
         </w:tc>
@@ -7200,7 +6914,7 @@
                 <w:color w:val="1A2B2E"/>
                 <w:sz w:val="18"/>
               </w:rPr>
-              <w:t>体制局限或号召力不足</w:t>
+              <w:t>赞助与专项不及预期</w:t>
             </w:r>
           </w:p>
         </w:tc>
@@ -7218,7 +6932,7 @@
                 <w:color w:val="1A2B2E"/>
                 <w:sz w:val="18"/>
               </w:rPr>
-              <w:t>第三方整合+科协背书+分层赞助</w:t>
+              <w:t>启动金底线+分期开业；砍非必要展陈</w:t>
             </w:r>
           </w:p>
         </w:tc>
@@ -7237,7 +6951,7 @@
                 <w:color w:val="1A2B2E"/>
                 <w:sz w:val="18"/>
               </w:rPr>
-              <w:t>中美内容双向同步受限</w:t>
+              <w:t>把政策当成已兑现收入</w:t>
             </w:r>
           </w:p>
         </w:tc>
@@ -7254,7 +6968,7 @@
                 <w:color w:val="1A2B2E"/>
                 <w:sz w:val="18"/>
               </w:rPr>
-              <w:t>高</w:t>
+              <w:t>中</w:t>
             </w:r>
           </w:p>
         </w:tc>
@@ -7271,7 +6985,7 @@
                 <w:color w:val="1A2B2E"/>
                 <w:sz w:val="18"/>
               </w:rPr>
-              <w:t>需确认美方接受度</w:t>
+              <w:t>申报有窗口与不确定性</w:t>
             </w:r>
           </w:p>
         </w:tc>
@@ -7288,7 +7002,7 @@
                 <w:color w:val="1A2B2E"/>
                 <w:sz w:val="18"/>
               </w:rPr>
-              <w:t>授权分级；理论/应用分展区；合规审查</w:t>
+              <w:t>预算中专项只计保守到账比例</w:t>
             </w:r>
           </w:p>
         </w:tc>
@@ -7308,7 +7022,7 @@
                 <w:color w:val="1A2B2E"/>
                 <w:sz w:val="18"/>
               </w:rPr>
-              <w:t>预算不清导致推进空转</w:t>
+              <w:t>与现有科技展厅同质化</w:t>
             </w:r>
           </w:p>
         </w:tc>
@@ -7326,7 +7040,7 @@
                 <w:color w:val="1A2B2E"/>
                 <w:sz w:val="18"/>
               </w:rPr>
-              <w:t>高</w:t>
+              <w:t>中</w:t>
             </w:r>
           </w:p>
         </w:tc>
@@ -7344,7 +7058,7 @@
                 <w:color w:val="1A2B2E"/>
                 <w:sz w:val="18"/>
               </w:rPr>
-              <w:t>无清晰预算难闭环资方</w:t>
+              <w:t>曹河泾/张江等已有展陈</w:t>
             </w:r>
           </w:p>
         </w:tc>
@@ -7362,7 +7076,7 @@
                 <w:color w:val="1A2B2E"/>
                 <w:sz w:val="18"/>
               </w:rPr>
-              <w:t>先出大框架预算再施工图</w:t>
+              <w:t>强化研学服务与企业展位运营，而非概念堆砌</w:t>
             </w:r>
           </w:p>
         </w:tc>
@@ -7381,7 +7095,7 @@
                 <w:color w:val="1A2B2E"/>
                 <w:sz w:val="18"/>
               </w:rPr>
-              <w:t>与现有机器人展厅同质化</w:t>
+              <w:t>内容授权与合规</w:t>
             </w:r>
           </w:p>
         </w:tc>
@@ -7415,7 +7129,7 @@
                 <w:color w:val="1A2B2E"/>
                 <w:sz w:val="18"/>
               </w:rPr>
-              <w:t>曹河泾/张江已有展厅</w:t>
+              <w:t>涉外与企业品牌使用限制</w:t>
             </w:r>
           </w:p>
         </w:tc>
@@ -7432,7 +7146,7 @@
                 <w:color w:val="1A2B2E"/>
                 <w:sz w:val="18"/>
               </w:rPr>
-              <w:t>强调全产业链+历史叙事+中美实时+孵化</w:t>
+              <w:t>先签授权再制作；法务预审</w:t>
             </w:r>
           </w:p>
         </w:tc>
@@ -7452,7 +7166,7 @@
                 <w:color w:val="1A2B2E"/>
                 <w:sz w:val="18"/>
               </w:rPr>
-              <w:t>研学政策执行不及预期</w:t>
+              <w:t>研学招生不及预期</w:t>
             </w:r>
           </w:p>
         </w:tc>
@@ -7488,7 +7202,7 @@
                 <w:color w:val="1A2B2E"/>
                 <w:sz w:val="18"/>
               </w:rPr>
-              <w:t>地方落地节奏不一</w:t>
+              <w:t>学期节奏与采购周期</w:t>
             </w:r>
           </w:p>
         </w:tc>
@@ -7506,7 +7220,7 @@
                 <w:color w:val="1A2B2E"/>
                 <w:sz w:val="18"/>
               </w:rPr>
-              <w:t>多区试点；B端机构双轮</w:t>
+              <w:t>机构渠道双轮；淡季靠企业活动补</w:t>
             </w:r>
           </w:p>
         </w:tc>
@@ -7538,7 +7252,7 @@
           <w:color w:val="1A2B2E"/>
           <w:sz w:val="21"/>
         </w:rPr>
-        <w:t>陈院长发送极简文字材料，并持续补充美国侧资源清单。</w:t>
+        <w:t>陈胜发送极简文字材料，并补充海外授权可行性清单。</w:t>
       </w:r>
     </w:p>
     <w:p>
@@ -7553,7 +7267,7 @@
           <w:color w:val="1A2B2E"/>
           <w:sz w:val="21"/>
         </w:rPr>
-        <w:t>胡老师以本文档 / PPT / Excel 为底稿形成可外发路演包。</w:t>
+        <w:t>胡继刚以本套 Word / PPT / Excel 形成可外发路演包。</w:t>
       </w:r>
     </w:p>
     <w:p>
@@ -7568,7 +7282,7 @@
           <w:color w:val="1A2B2E"/>
           <w:sz w:val="21"/>
         </w:rPr>
-        <w:t>国内团队并行启动：创智汇与复兴岛场地谈判、华润主赞助沟通、科协正式文件。</w:t>
+        <w:t>陈红苗并行推进：创智汇与复兴岛租约比选、潜在赞助沟通、教育渠道对接。</w:t>
       </w:r>
     </w:p>
     <w:p>
@@ -7583,22 +7297,7 @@
           <w:color w:val="1A2B2E"/>
           <w:sz w:val="21"/>
         </w:rPr>
-        <w:t>邀请曾达明确生态合作角色；同步头部企业展席意向。</w:t>
-      </w:r>
-    </w:p>
-    <w:p>
-      <w:pPr>
-        <w:pStyle w:val="ListBullet"/>
-        <w:spacing w:after="60"/>
-      </w:pPr>
-      <w:r>
-        <w:rPr>
-          <w:rFonts w:ascii="微软雅黑" w:hAnsi="微软雅黑" w:eastAsia="微软雅黑"/>
-          <w:b w:val="0"/>
-          <w:color w:val="1A2B2E"/>
-          <w:sz w:val="21"/>
-        </w:rPr>
-        <w:t>指定政策专员做扶持基金窗口表，按申报期倒排材料。</w:t>
+        <w:t>指定专人梳理扶持基金窗口表，专项按保守到账写入预算。</w:t>
       </w:r>
     </w:p>
     <w:p>

--- a/deliverables/上海AI博物馆_会议纪要与可执行方案.docx
+++ b/deliverables/上海AI博物馆_会议纪要与可执行方案.docx
@@ -829,7 +829,7 @@
           <w:b w:val="0"/>
           <w:sz w:val="21"/>
         </w:rPr>
-        <w:t>一期建议控制在可运营规模：展示区约1500–3000㎡，或先落创智汇约3300㎡顶楼作试点；若后续扩展至更大体量，需单独做投资测算。租金、装修与设备以「共担+分期」谈判，不把长期免租或场地方大额无偿出资作为前提。</w:t>
+        <w:t>一期建议控制在可运营规模：展示区约1500–3000㎡，或先落创智汇约3300㎡顶楼作试点；若后续扩展至更大体量，需单独做投资测算。租金、装修与设备以「共担+分期」谈判，不以超长期零租金或场地方大额无偿出资作为前提。</w:t>
       </w:r>
     </w:p>
     <w:p>
@@ -2917,7 +2917,7 @@
           <w:color w:val="1A2B2E"/>
           <w:sz w:val="21"/>
         </w:rPr>
-        <w:t>企业展位：建设费+年度更新合同，约定露出与撤展，不作空泛永久承诺。</w:t>
+        <w:t>企业展位：建设费+年度更新合同，约定露出、撤展与合作期限。</w:t>
       </w:r>
     </w:p>
     <w:p>
